--- a/docs/Doc-Review.docx
+++ b/docs/Doc-Review.docx
@@ -8,14 +8,6 @@
       </w:pPr>
       <w:r>
         <w:t xml:space="preserve">Story-Tail Adventures — Document Consistency Review</w:t>
-      </w:r>
-    </w:p>
-    <w:p>
-      <w:pPr>
-        <w:pStyle w:val="Date"/>
-      </w:pPr>
-      <w:r>
-        <w:t xml:space="preserve">May 14, 2026</w:t>
       </w:r>
     </w:p>
     <w:sdt>
@@ -37,32 +29,30 @@
         <w:p>
           <w:r>
             <w:fldChar w:fldCharType="begin" w:dirty="true"/>
-            <w:instrText xml:space="preserve">TOC \o "1-2" \h \z \u</w:instrText>
+            <w:instrText xml:space="preserve">TOC \o "1-3" \h \z \u</w:instrText>
             <w:fldChar w:fldCharType="separate"/>
             <w:fldChar w:fldCharType="end"/>
           </w:r>
         </w:p>
       </w:sdtContent>
     </w:sdt>
+    <w:bookmarkStart w:id="34" w:name="document-consistency-review"/>
     <w:p>
       <w:pPr>
         <w:pStyle w:val="Heading1"/>
       </w:pPr>
-      <w:bookmarkStart w:id="20" w:name="document-consistency-review"/>
       <w:r>
         <w:t xml:space="preserve">Document Consistency Review</w:t>
       </w:r>
-      <w:bookmarkEnd w:id="20"/>
-    </w:p>
+    </w:p>
+    <w:bookmarkStart w:id="9" w:name="X063e6199f97c97a05c488e97f7c0cdf537d0c34"/>
     <w:p>
       <w:pPr>
         <w:pStyle w:val="Heading2"/>
       </w:pPr>
-      <w:bookmarkStart w:id="21" w:name="X063e6199f97c97a05c488e97f7c0cdf537d0c34"/>
       <w:r>
         <w:t xml:space="preserve">Story-Tail Adventures — BRD, Screen Inventory, Data Model</w:t>
       </w:r>
-      <w:bookmarkEnd w:id="21"/>
     </w:p>
     <w:p>
       <w:pPr>
@@ -71,6 +61,7 @@
       <w:r>
         <w:rPr>
           <w:b/>
+          <w:bCs/>
         </w:rPr>
         <w:t xml:space="preserve">Date:</w:t>
       </w:r>
@@ -86,6 +77,7 @@
       <w:r>
         <w:rPr>
           <w:b/>
+          <w:bCs/>
         </w:rPr>
         <w:t xml:space="preserve">Reviewer:</w:t>
       </w:r>
@@ -101,6 +93,7 @@
       <w:r>
         <w:rPr>
           <w:b/>
+          <w:bCs/>
         </w:rPr>
         <w:t xml:space="preserve">Documents reviewed:</w:t>
       </w:r>
@@ -108,19 +101,19 @@
         <w:t xml:space="preserve"> </w:t>
       </w:r>
       <w:r>
-        <w:t xml:space="preserve">- Story-Tail-Adventures-BRD.md (v1.0)</w:t>
-      </w:r>
-      <w:r>
-        <w:t xml:space="preserve"> </w:t>
-      </w:r>
-      <w:r>
-        <w:t xml:space="preserve">- Story-Tail-Adventures-Screen-Inventory.md (v1.0)</w:t>
-      </w:r>
-      <w:r>
-        <w:t xml:space="preserve"> </w:t>
-      </w:r>
-      <w:r>
-        <w:t xml:space="preserve">- Story-Tail-Adventures-Data-Model.md (v1.0)</w:t>
+        <w:t xml:space="preserve">- docs/BRD.md (v1.0)</w:t>
+      </w:r>
+      <w:r>
+        <w:t xml:space="preserve"> </w:t>
+      </w:r>
+      <w:r>
+        <w:t xml:space="preserve">- docs/Screen-Inventory.md (v1.0)</w:t>
+      </w:r>
+      <w:r>
+        <w:t xml:space="preserve"> </w:t>
+      </w:r>
+      <w:r>
+        <w:t xml:space="preserve">- docs/Data-Model.md (v1.0)</w:t>
       </w:r>
     </w:p>
     <w:p>
@@ -130,15 +123,15 @@
         </w:pict>
       </w:r>
     </w:p>
+    <w:bookmarkEnd w:id="9"/>
+    <w:bookmarkStart w:id="10" w:name="Xb02f59ce20e1f3f9731c59e0d7ff44cd7fb18bd"/>
     <w:p>
       <w:pPr>
         <w:pStyle w:val="Heading2"/>
       </w:pPr>
-      <w:bookmarkStart w:id="22" w:name="Xb02f59ce20e1f3f9731c59e0d7ff44cd7fb18bd"/>
       <w:r>
         <w:t xml:space="preserve">✅ Resolution Status — May 14, 2026 (Pass 1 + Pass 2)</w:t>
       </w:r>
-      <w:bookmarkEnd w:id="22"/>
     </w:p>
     <w:p>
       <w:pPr>
@@ -147,6 +140,7 @@
       <w:r>
         <w:rPr>
           <w:b/>
+          <w:bCs/>
         </w:rPr>
         <w:t xml:space="preserve">Pass 1 (May 14):</w:t>
       </w:r>
@@ -164,6 +158,7 @@
       <w:r>
         <w:rPr>
           <w:b/>
+          <w:bCs/>
         </w:rPr>
         <w:t xml:space="preserve">Pass 2 (May 14, later):</w:t>
       </w:r>
@@ -177,13 +172,7 @@
         <w:t xml:space="preserve"> </w:t>
       </w:r>
       <w:r>
-        <w:t xml:space="preserve">“</w:t>
-      </w:r>
-      <w:r>
-        <w:t xml:space="preserve">## Pass 2 Findings (Applied)</w:t>
-      </w:r>
-      <w:r>
-        <w:t xml:space="preserve">”</w:t>
+        <w:t xml:space="preserve">“## Pass 2 Findings (Applied)”</w:t>
       </w:r>
       <w:r>
         <w:t xml:space="preserve"> </w:t>
@@ -210,345 +199,324 @@
     </w:p>
     <w:p>
       <w:pPr>
+        <w:pStyle w:val="Compact"/>
         <w:numPr>
           <w:ilvl w:val="0"/>
           <w:numId w:val="1001"/>
         </w:numPr>
+      </w:pPr>
+      <w:r>
+        <w:rPr>
+          <w:b/>
+          <w:bCs/>
+        </w:rPr>
+        <w:t xml:space="preserve">BRD Section 7.3:</w:t>
+      </w:r>
+      <w:r>
+        <w:t xml:space="preserve"> </w:t>
+      </w:r>
+      <w:r>
+        <w:t xml:space="preserve">Added disambiguation between</w:t>
+      </w:r>
+      <w:r>
+        <w:t xml:space="preserve"> </w:t>
+      </w:r>
+      <w:r>
+        <w:rPr>
+          <w:rStyle w:val="VerbatimChar"/>
+        </w:rPr>
+        <w:t xml:space="preserve">trip_type = 'group'</w:t>
+      </w:r>
+      <w:r>
+        <w:t xml:space="preserve"> </w:t>
+      </w:r>
+      <w:r>
+        <w:t xml:space="preserve">(P1) and Group Trip Coordination (P3); flagged API trip-builder enhancements as P2.</w:t>
+      </w:r>
+    </w:p>
+    <w:p>
+      <w:pPr>
         <w:pStyle w:val="Compact"/>
-      </w:pPr>
-      <w:r>
-        <w:rPr>
-          <w:b/>
-        </w:rPr>
-        <w:t xml:space="preserve">BRD Section 7.3:</w:t>
-      </w:r>
-      <w:r>
-        <w:t xml:space="preserve"> </w:t>
-      </w:r>
-      <w:r>
-        <w:t xml:space="preserve">Added disambiguation between</w:t>
-      </w:r>
-      <w:r>
-        <w:t xml:space="preserve"> </w:t>
-      </w:r>
-      <w:r>
-        <w:rPr>
-          <w:rStyle w:val="VerbatimChar"/>
-        </w:rPr>
-        <w:t xml:space="preserve">trip_type = 'group'</w:t>
-      </w:r>
-      <w:r>
-        <w:t xml:space="preserve"> </w:t>
-      </w:r>
-      <w:r>
-        <w:t xml:space="preserve">(P1) and Group Trip Coordination (P3); flagged API trip-builder enhancements as P2.</w:t>
-      </w:r>
-    </w:p>
-    <w:p>
-      <w:pPr>
         <w:numPr>
           <w:ilvl w:val="0"/>
           <w:numId w:val="1001"/>
         </w:numPr>
+      </w:pPr>
+      <w:r>
+        <w:rPr>
+          <w:b/>
+          <w:bCs/>
+        </w:rPr>
+        <w:t xml:space="preserve">BRD Section 13.3/13.4:</w:t>
+      </w:r>
+      <w:r>
+        <w:t xml:space="preserve"> </w:t>
+      </w:r>
+      <w:r>
+        <w:t xml:space="preserve">Moved Group Trip Coordination from Phase 4 to Phase 3; renamed Phase 3 to include it; replaced</w:t>
+      </w:r>
+      <w:r>
+        <w:t xml:space="preserve"> </w:t>
+      </w:r>
+      <w:r>
+        <w:t xml:space="preserve">“mobile app offline mode”</w:t>
+      </w:r>
+      <w:r>
+        <w:t xml:space="preserve"> </w:t>
+      </w:r>
+      <w:r>
+        <w:t xml:space="preserve">with</w:t>
+      </w:r>
+      <w:r>
+        <w:t xml:space="preserve"> </w:t>
+      </w:r>
+      <w:r>
+        <w:t xml:space="preserve">“mobile app offline UI”</w:t>
+      </w:r>
+      <w:r>
+        <w:t xml:space="preserve"> </w:t>
+      </w:r>
+      <w:r>
+        <w:t xml:space="preserve">and clarified the cache architecture is MVP.</w:t>
+      </w:r>
+    </w:p>
+    <w:p>
+      <w:pPr>
         <w:pStyle w:val="Compact"/>
-      </w:pPr>
-      <w:r>
-        <w:rPr>
-          <w:b/>
-        </w:rPr>
-        <w:t xml:space="preserve">BRD Section 13.3/13.4:</w:t>
-      </w:r>
-      <w:r>
-        <w:t xml:space="preserve"> </w:t>
-      </w:r>
-      <w:r>
-        <w:t xml:space="preserve">Moved Group Trip Coordination from Phase 4 to Phase 3; renamed Phase 3 to include it; replaced</w:t>
-      </w:r>
-      <w:r>
-        <w:t xml:space="preserve"> </w:t>
-      </w:r>
-      <w:r>
-        <w:t xml:space="preserve">“</w:t>
-      </w:r>
-      <w:r>
-        <w:t xml:space="preserve">mobile app offline mode</w:t>
-      </w:r>
-      <w:r>
-        <w:t xml:space="preserve">”</w:t>
-      </w:r>
-      <w:r>
-        <w:t xml:space="preserve"> </w:t>
-      </w:r>
-      <w:r>
-        <w:t xml:space="preserve">with</w:t>
-      </w:r>
-      <w:r>
-        <w:t xml:space="preserve"> </w:t>
-      </w:r>
-      <w:r>
-        <w:t xml:space="preserve">“</w:t>
-      </w:r>
-      <w:r>
-        <w:t xml:space="preserve">mobile app offline UI</w:t>
-      </w:r>
-      <w:r>
-        <w:t xml:space="preserve">”</w:t>
-      </w:r>
-      <w:r>
-        <w:t xml:space="preserve"> </w:t>
-      </w:r>
-      <w:r>
-        <w:t xml:space="preserve">and clarified the cache architecture is MVP.</w:t>
-      </w:r>
-    </w:p>
-    <w:p>
-      <w:pPr>
         <w:numPr>
           <w:ilvl w:val="0"/>
           <w:numId w:val="1001"/>
         </w:numPr>
+      </w:pPr>
+      <w:r>
+        <w:rPr>
+          <w:b/>
+          <w:bCs/>
+        </w:rPr>
+        <w:t xml:space="preserve">BRD Section 7.8 &amp; 12:</w:t>
+      </w:r>
+      <w:r>
+        <w:t xml:space="preserve"> </w:t>
+      </w:r>
+      <w:r>
+        <w:t xml:space="preserve">Removed internal</w:t>
+      </w:r>
+      <w:r>
+        <w:t xml:space="preserve"> </w:t>
+      </w:r>
+      <w:r>
+        <w:t xml:space="preserve">“client-communications skill”</w:t>
+      </w:r>
+      <w:r>
+        <w:t xml:space="preserve"> </w:t>
+      </w:r>
+      <w:r>
+        <w:t xml:space="preserve">reference; renamed</w:t>
+      </w:r>
+      <w:r>
+        <w:t xml:space="preserve"> </w:t>
+      </w:r>
+      <w:r>
+        <w:rPr>
+          <w:rStyle w:val="VerbatimChar"/>
+        </w:rPr>
+        <w:t xml:space="preserve">Card</w:t>
+      </w:r>
+      <w:r>
+        <w:t xml:space="preserve"> </w:t>
+      </w:r>
+      <w:r>
+        <w:t xml:space="preserve">to</w:t>
+      </w:r>
+      <w:r>
+        <w:t xml:space="preserve"> </w:t>
+      </w:r>
+      <w:r>
+        <w:rPr>
+          <w:rStyle w:val="VerbatimChar"/>
+        </w:rPr>
+        <w:t xml:space="preserve">PaymentCard</w:t>
+      </w:r>
+      <w:r>
+        <w:t xml:space="preserve">; added</w:t>
+      </w:r>
+      <w:r>
+        <w:t xml:space="preserve"> </w:t>
+      </w:r>
+      <w:r>
+        <w:rPr>
+          <w:rStyle w:val="VerbatimChar"/>
+        </w:rPr>
+        <w:t xml:space="preserve">CardAuthorization</w:t>
+      </w:r>
+      <w:r>
+        <w:t xml:space="preserve"> </w:t>
+      </w:r>
+      <w:r>
+        <w:t xml:space="preserve">to the data sketch.</w:t>
+      </w:r>
+    </w:p>
+    <w:p>
+      <w:pPr>
         <w:pStyle w:val="Compact"/>
-      </w:pPr>
-      <w:r>
-        <w:rPr>
-          <w:b/>
-        </w:rPr>
-        <w:t xml:space="preserve">BRD Section 7.8 &amp; 12:</w:t>
-      </w:r>
-      <w:r>
-        <w:t xml:space="preserve"> </w:t>
-      </w:r>
-      <w:r>
-        <w:t xml:space="preserve">Removed internal</w:t>
-      </w:r>
-      <w:r>
-        <w:t xml:space="preserve"> </w:t>
-      </w:r>
-      <w:r>
-        <w:t xml:space="preserve">“</w:t>
-      </w:r>
-      <w:r>
-        <w:t xml:space="preserve">client-communications skill</w:t>
-      </w:r>
-      <w:r>
-        <w:t xml:space="preserve">”</w:t>
-      </w:r>
-      <w:r>
-        <w:t xml:space="preserve"> </w:t>
-      </w:r>
-      <w:r>
-        <w:t xml:space="preserve">reference; renamed</w:t>
-      </w:r>
-      <w:r>
-        <w:t xml:space="preserve"> </w:t>
-      </w:r>
-      <w:r>
-        <w:rPr>
-          <w:rStyle w:val="VerbatimChar"/>
-        </w:rPr>
-        <w:t xml:space="preserve">Card</w:t>
-      </w:r>
-      <w:r>
-        <w:t xml:space="preserve"> </w:t>
-      </w:r>
-      <w:r>
-        <w:t xml:space="preserve">to</w:t>
-      </w:r>
-      <w:r>
-        <w:t xml:space="preserve"> </w:t>
-      </w:r>
-      <w:r>
-        <w:rPr>
-          <w:rStyle w:val="VerbatimChar"/>
-        </w:rPr>
-        <w:t xml:space="preserve">PaymentCard</w:t>
-      </w:r>
-      <w:r>
-        <w:t xml:space="preserve">; added</w:t>
-      </w:r>
-      <w:r>
-        <w:t xml:space="preserve"> </w:t>
-      </w:r>
-      <w:r>
-        <w:rPr>
-          <w:rStyle w:val="VerbatimChar"/>
-        </w:rPr>
-        <w:t xml:space="preserve">CardAuthorization</w:t>
-      </w:r>
-      <w:r>
-        <w:t xml:space="preserve"> </w:t>
-      </w:r>
-      <w:r>
-        <w:t xml:space="preserve">to the data sketch.</w:t>
-      </w:r>
-    </w:p>
-    <w:p>
-      <w:pPr>
         <w:numPr>
           <w:ilvl w:val="0"/>
           <w:numId w:val="1001"/>
         </w:numPr>
+      </w:pPr>
+      <w:r>
+        <w:rPr>
+          <w:b/>
+          <w:bCs/>
+        </w:rPr>
+        <w:t xml:space="preserve">Screen Inventory 2.0, 2.3, 2.7, 2.8, 3.4, 3.8:</w:t>
+      </w:r>
+      <w:r>
+        <w:t xml:space="preserve"> </w:t>
+      </w:r>
+      <w:r>
+        <w:t xml:space="preserve">Phase preambles added; Group Trip Coordination retitled</w:t>
+      </w:r>
+      <w:r>
+        <w:t xml:space="preserve"> </w:t>
+      </w:r>
+      <w:r>
+        <w:t xml:space="preserve">“(Phase 3)”</w:t>
+      </w:r>
+      <w:r>
+        <w:t xml:space="preserve"> </w:t>
+      </w:r>
+      <w:r>
+        <w:t xml:space="preserve">with disambiguation paragraph; trip-builder API search tabs flagged Phase 2.</w:t>
+      </w:r>
+    </w:p>
+    <w:p>
+      <w:pPr>
         <w:pStyle w:val="Compact"/>
-      </w:pPr>
-      <w:r>
-        <w:rPr>
-          <w:b/>
-        </w:rPr>
-        <w:t xml:space="preserve">Screen Inventory 2.0, 2.3, 2.7, 2.8, 3.4, 3.8:</w:t>
-      </w:r>
-      <w:r>
-        <w:t xml:space="preserve"> </w:t>
-      </w:r>
-      <w:r>
-        <w:t xml:space="preserve">Phase preambles added; Group Trip Coordination retitled</w:t>
-      </w:r>
-      <w:r>
-        <w:t xml:space="preserve"> </w:t>
-      </w:r>
-      <w:r>
-        <w:t xml:space="preserve">“</w:t>
-      </w:r>
-      <w:r>
-        <w:t xml:space="preserve">(Phase 3)</w:t>
-      </w:r>
-      <w:r>
-        <w:t xml:space="preserve">”</w:t>
-      </w:r>
-      <w:r>
-        <w:t xml:space="preserve"> </w:t>
-      </w:r>
-      <w:r>
-        <w:t xml:space="preserve">with disambiguation paragraph; trip-builder API search tabs flagged Phase 2.</w:t>
-      </w:r>
-    </w:p>
-    <w:p>
-      <w:pPr>
         <w:numPr>
           <w:ilvl w:val="0"/>
           <w:numId w:val="1001"/>
         </w:numPr>
+      </w:pPr>
+      <w:r>
+        <w:rPr>
+          <w:b/>
+          <w:bCs/>
+        </w:rPr>
+        <w:t xml:space="preserve">Screen Inventory 2.1.6:</w:t>
+      </w:r>
+      <w:r>
+        <w:t xml:space="preserve"> </w:t>
+      </w:r>
+      <w:r>
+        <w:t xml:space="preserve">MFA setup entry-point phrasing clarified.</w:t>
+      </w:r>
+    </w:p>
+    <w:p>
+      <w:pPr>
         <w:pStyle w:val="Compact"/>
-      </w:pPr>
-      <w:r>
-        <w:rPr>
-          <w:b/>
-        </w:rPr>
-        <w:t xml:space="preserve">Screen Inventory 2.1.6:</w:t>
-      </w:r>
-      <w:r>
-        <w:t xml:space="preserve"> </w:t>
-      </w:r>
-      <w:r>
-        <w:t xml:space="preserve">MFA setup entry-point phrasing clarified.</w:t>
-      </w:r>
-    </w:p>
-    <w:p>
-      <w:pPr>
         <w:numPr>
           <w:ilvl w:val="0"/>
           <w:numId w:val="1001"/>
         </w:numPr>
+      </w:pPr>
+      <w:r>
+        <w:rPr>
+          <w:b/>
+          <w:bCs/>
+        </w:rPr>
+        <w:t xml:space="preserve">Screen Inventory 3.1.9:</w:t>
+      </w:r>
+      <w:r>
+        <w:t xml:space="preserve"> </w:t>
+      </w:r>
+      <w:r>
+        <w:t xml:space="preserve">Removed</w:t>
+      </w:r>
+      <w:r>
+        <w:t xml:space="preserve"> </w:t>
+      </w:r>
+      <w:r>
+        <w:t xml:space="preserve">“client-communications skill”</w:t>
+      </w:r>
+      <w:r>
+        <w:t xml:space="preserve"> </w:t>
+      </w:r>
+      <w:r>
+        <w:t xml:space="preserve">reference.</w:t>
+      </w:r>
+    </w:p>
+    <w:p>
+      <w:pPr>
         <w:pStyle w:val="Compact"/>
-      </w:pPr>
-      <w:r>
-        <w:rPr>
-          <w:b/>
-        </w:rPr>
-        <w:t xml:space="preserve">Screen Inventory 3.1.9:</w:t>
-      </w:r>
-      <w:r>
-        <w:t xml:space="preserve"> </w:t>
-      </w:r>
-      <w:r>
-        <w:t xml:space="preserve">Removed</w:t>
-      </w:r>
-      <w:r>
-        <w:t xml:space="preserve"> </w:t>
-      </w:r>
-      <w:r>
-        <w:t xml:space="preserve">“</w:t>
-      </w:r>
-      <w:r>
-        <w:t xml:space="preserve">client-communications skill</w:t>
-      </w:r>
-      <w:r>
-        <w:t xml:space="preserve">”</w:t>
-      </w:r>
-      <w:r>
-        <w:t xml:space="preserve"> </w:t>
-      </w:r>
-      <w:r>
-        <w:t xml:space="preserve">reference.</w:t>
-      </w:r>
-    </w:p>
-    <w:p>
-      <w:pPr>
         <w:numPr>
           <w:ilvl w:val="0"/>
           <w:numId w:val="1001"/>
         </w:numPr>
+      </w:pPr>
+      <w:r>
+        <w:rPr>
+          <w:b/>
+          <w:bCs/>
+        </w:rPr>
+        <w:t xml:space="preserve">Screen Inventory Section 4.2 &amp; 4.5:</w:t>
+      </w:r>
+      <w:r>
+        <w:t xml:space="preserve"> </w:t>
+      </w:r>
+      <w:r>
+        <w:t xml:space="preserve">Fixed tablet PWA wording — tablet uses the native Android tablet app, not a PWA.</w:t>
+      </w:r>
+    </w:p>
+    <w:p>
+      <w:pPr>
         <w:pStyle w:val="Compact"/>
-      </w:pPr>
-      <w:r>
-        <w:rPr>
-          <w:b/>
-        </w:rPr>
-        <w:t xml:space="preserve">Screen Inventory Section 4.2 &amp; 4.5:</w:t>
-      </w:r>
-      <w:r>
-        <w:t xml:space="preserve"> </w:t>
-      </w:r>
-      <w:r>
-        <w:t xml:space="preserve">Fixed tablet PWA wording — tablet uses the native Android tablet app, not a PWA.</w:t>
-      </w:r>
-    </w:p>
-    <w:p>
-      <w:pPr>
         <w:numPr>
           <w:ilvl w:val="0"/>
           <w:numId w:val="1001"/>
         </w:numPr>
+      </w:pPr>
+      <w:r>
+        <w:rPr>
+          <w:b/>
+          <w:bCs/>
+        </w:rPr>
+        <w:t xml:space="preserve">Data Model Section 8.2:</w:t>
+      </w:r>
+      <w:r>
+        <w:t xml:space="preserve"> </w:t>
+      </w:r>
+      <w:r>
+        <w:t xml:space="preserve">Added explicit disambiguation note for</w:t>
+      </w:r>
+      <w:r>
+        <w:t xml:space="preserve"> </w:t>
+      </w:r>
+      <w:r>
+        <w:rPr>
+          <w:rStyle w:val="VerbatimChar"/>
+        </w:rPr>
+        <w:t xml:space="preserve">trip_type = 'group'</w:t>
+      </w:r>
+      <w:r>
+        <w:t xml:space="preserve"> </w:t>
+      </w:r>
+      <w:r>
+        <w:t xml:space="preserve">vs Group Trip Coordination.</w:t>
+      </w:r>
+    </w:p>
+    <w:p>
+      <w:pPr>
         <w:pStyle w:val="Compact"/>
-      </w:pPr>
-      <w:r>
-        <w:rPr>
-          <w:b/>
-        </w:rPr>
-        <w:t xml:space="preserve">Data Model Section 8.2:</w:t>
-      </w:r>
-      <w:r>
-        <w:t xml:space="preserve"> </w:t>
-      </w:r>
-      <w:r>
-        <w:t xml:space="preserve">Added explicit disambiguation note for</w:t>
-      </w:r>
-      <w:r>
-        <w:t xml:space="preserve"> </w:t>
-      </w:r>
-      <w:r>
-        <w:rPr>
-          <w:rStyle w:val="VerbatimChar"/>
-        </w:rPr>
-        <w:t xml:space="preserve">trip_type = 'group'</w:t>
-      </w:r>
-      <w:r>
-        <w:t xml:space="preserve"> </w:t>
-      </w:r>
-      <w:r>
-        <w:t xml:space="preserve">vs Group Trip Coordination.</w:t>
-      </w:r>
-    </w:p>
-    <w:p>
-      <w:pPr>
         <w:numPr>
           <w:ilvl w:val="0"/>
           <w:numId w:val="1001"/>
         </w:numPr>
-        <w:pStyle w:val="Compact"/>
-      </w:pPr>
-      <w:r>
-        <w:rPr>
-          <w:b/>
+      </w:pPr>
+      <w:r>
+        <w:rPr>
+          <w:b/>
+          <w:bCs/>
         </w:rPr>
         <w:t xml:space="preserve">Data Model Section 21.5:</w:t>
       </w:r>
@@ -564,6 +532,7 @@
       <w:r>
         <w:rPr>
           <w:i/>
+          <w:iCs/>
         </w:rPr>
         <w:t xml:space="preserve">architecture</w:t>
       </w:r>
@@ -579,6 +548,7 @@
       <w:r>
         <w:rPr>
           <w:i/>
+          <w:iCs/>
         </w:rPr>
         <w:t xml:space="preserve">UI</w:t>
       </w:r>
@@ -596,15 +566,15 @@
         </w:pict>
       </w:r>
     </w:p>
+    <w:bookmarkEnd w:id="10"/>
+    <w:bookmarkStart w:id="11" w:name="summary"/>
     <w:p>
       <w:pPr>
         <w:pStyle w:val="Heading2"/>
       </w:pPr>
-      <w:bookmarkStart w:id="23" w:name="summary"/>
       <w:r>
         <w:t xml:space="preserve">Summary</w:t>
       </w:r>
-      <w:bookmarkEnd w:id="23"/>
     </w:p>
     <w:p>
       <w:pPr>
@@ -627,6 +597,7 @@
       <w:r>
         <w:rPr>
           <w:b/>
+          <w:bCs/>
         </w:rPr>
         <w:t xml:space="preserve">four meaningful conflicts</w:t>
       </w:r>
@@ -642,6 +613,7 @@
       <w:r>
         <w:rPr>
           <w:b/>
+          <w:bCs/>
         </w:rPr>
         <w:t xml:space="preserve">six minor inconsistencies and clarifications</w:t>
       </w:r>
@@ -667,25 +639,24 @@
         </w:pict>
       </w:r>
     </w:p>
+    <w:bookmarkEnd w:id="11"/>
+    <w:bookmarkStart w:id="16" w:name="major-conflicts"/>
     <w:p>
       <w:pPr>
         <w:pStyle w:val="Heading2"/>
       </w:pPr>
-      <w:bookmarkStart w:id="24" w:name="major-conflicts"/>
       <w:r>
         <w:t xml:space="preserve">Major Conflicts</w:t>
       </w:r>
-      <w:bookmarkEnd w:id="24"/>
-    </w:p>
+    </w:p>
+    <w:bookmarkStart w:id="12" w:name="X28d78e78b2a8dc8a74fab96a6e12a0a14511732"/>
     <w:p>
       <w:pPr>
         <w:pStyle w:val="Heading3"/>
       </w:pPr>
-      <w:bookmarkStart w:id="25" w:name="X28d78e78b2a8dc8a74fab96a6e12a0a14511732"/>
       <w:r>
         <w:t xml:space="preserve">M1 — Group trip coordination phase: BRD says Phase 4+, others say Phase 3</w:t>
       </w:r>
-      <w:bookmarkEnd w:id="25"/>
     </w:p>
     <w:p>
       <w:pPr>
@@ -694,6 +665,7 @@
       <w:r>
         <w:rPr>
           <w:b/>
+          <w:bCs/>
         </w:rPr>
         <w:t xml:space="preserve">BRD (Section 13.4 — Phase 4+):</w:t>
       </w:r>
@@ -707,13 +679,7 @@
         <w:t xml:space="preserve"> </w:t>
       </w:r>
       <w:r>
-        <w:t xml:space="preserve">“</w:t>
-      </w:r>
-      <w:r>
-        <w:t xml:space="preserve">social/community features (group trip coordination, shared itineraries)</w:t>
-      </w:r>
-      <w:r>
-        <w:t xml:space="preserve">”</w:t>
+        <w:t xml:space="preserve">“social/community features (group trip coordination, shared itineraries)”</w:t>
       </w:r>
       <w:r>
         <w:t xml:space="preserve"> </w:t>
@@ -729,6 +695,7 @@
       <w:r>
         <w:rPr>
           <w:b/>
+          <w:bCs/>
         </w:rPr>
         <w:t xml:space="preserve">Screen Inventory (Section 2.8):</w:t>
       </w:r>
@@ -742,13 +709,7 @@
         <w:t xml:space="preserve"> </w:t>
       </w:r>
       <w:r>
-        <w:t xml:space="preserve">“</w:t>
-      </w:r>
-      <w:r>
-        <w:t xml:space="preserve">scoped for Phase 3+.</w:t>
-      </w:r>
-      <w:r>
-        <w:t xml:space="preserve">”</w:t>
+        <w:t xml:space="preserve">“scoped for Phase 3+.”</w:t>
       </w:r>
     </w:p>
     <w:p>
@@ -758,6 +719,7 @@
       <w:r>
         <w:rPr>
           <w:b/>
+          <w:bCs/>
         </w:rPr>
         <w:t xml:space="preserve">Data Model (Section 16):</w:t>
       </w:r>
@@ -797,6 +759,7 @@
       <w:r>
         <w:rPr>
           <w:b/>
+          <w:bCs/>
         </w:rPr>
         <w:t xml:space="preserve">P3</w:t>
       </w:r>
@@ -811,6 +774,7 @@
       <w:r>
         <w:rPr>
           <w:b/>
+          <w:bCs/>
         </w:rPr>
         <w:t xml:space="preserve">Why it matters:</w:t>
       </w:r>
@@ -828,6 +792,7 @@
       <w:r>
         <w:rPr>
           <w:b/>
+          <w:bCs/>
         </w:rPr>
         <w:t xml:space="preserve">Complicating factor:</w:t>
       </w:r>
@@ -858,6 +823,7 @@
       <w:r>
         <w:rPr>
           <w:i/>
+          <w:iCs/>
         </w:rPr>
         <w:t xml:space="preserve">two</w:t>
       </w:r>
@@ -870,102 +836,90 @@
     </w:p>
     <w:p>
       <w:pPr>
+        <w:pStyle w:val="Compact"/>
         <w:numPr>
           <w:ilvl w:val="0"/>
           <w:numId w:val="1002"/>
         </w:numPr>
+      </w:pPr>
+      <w:r>
+        <w:rPr>
+          <w:b/>
+          <w:bCs/>
+        </w:rPr>
+        <w:t xml:space="preserve">Single-trip</w:t>
+      </w:r>
+      <w:r>
+        <w:rPr>
+          <w:b/>
+          <w:bCs/>
+        </w:rPr>
+        <w:t xml:space="preserve"> </w:t>
+      </w:r>
+      <w:r>
+        <w:rPr>
+          <w:b/>
+          <w:bCs/>
+        </w:rPr>
+        <w:t xml:space="preserve">“group”</w:t>
+      </w:r>
+      <w:r>
+        <w:rPr>
+          <w:b/>
+          <w:bCs/>
+        </w:rPr>
+        <w:t xml:space="preserve"> </w:t>
+      </w:r>
+      <w:r>
+        <w:rPr>
+          <w:b/>
+          <w:bCs/>
+        </w:rPr>
+        <w:t xml:space="preserve">type</w:t>
+      </w:r>
+      <w:r>
+        <w:t xml:space="preserve"> </w:t>
+      </w:r>
+      <w:r>
+        <w:t xml:space="preserve">— one client, agent records the trip as a group event (e.g.,</w:t>
+      </w:r>
+      <w:r>
+        <w:t xml:space="preserve"> </w:t>
+      </w:r>
+      <w:r>
+        <w:t xml:space="preserve">“Smith Family Reunion”</w:t>
+      </w:r>
+      <w:r>
+        <w:t xml:space="preserve">). MVP. Covered by</w:t>
+      </w:r>
+      <w:r>
+        <w:t xml:space="preserve"> </w:t>
+      </w:r>
+      <w:r>
+        <w:rPr>
+          <w:rStyle w:val="VerbatimChar"/>
+        </w:rPr>
+        <w:t xml:space="preserve">Trip.trip_type = 'group'</w:t>
+      </w:r>
+      <w:r>
+        <w:t xml:space="preserve"> </w:t>
+      </w:r>
+      <w:r>
+        <w:t xml:space="preserve">in the data model.</w:t>
+      </w:r>
+    </w:p>
+    <w:p>
+      <w:pPr>
         <w:pStyle w:val="Compact"/>
-      </w:pPr>
-      <w:r>
-        <w:rPr>
-          <w:b/>
-        </w:rPr>
-        <w:t xml:space="preserve">Single-trip</w:t>
-      </w:r>
-      <w:r>
-        <w:rPr>
-          <w:b/>
-        </w:rPr>
-        <w:t xml:space="preserve"> </w:t>
-      </w:r>
-      <w:r>
-        <w:rPr>
-          <w:b/>
-        </w:rPr>
-        <w:t xml:space="preserve">“</w:t>
-      </w:r>
-      <w:r>
-        <w:rPr>
-          <w:b/>
-        </w:rPr>
-        <w:t xml:space="preserve">group</w:t>
-      </w:r>
-      <w:r>
-        <w:rPr>
-          <w:b/>
-        </w:rPr>
-        <w:t xml:space="preserve">”</w:t>
-      </w:r>
-      <w:r>
-        <w:rPr>
-          <w:b/>
-        </w:rPr>
-        <w:t xml:space="preserve"> </w:t>
-      </w:r>
-      <w:r>
-        <w:rPr>
-          <w:b/>
-        </w:rPr>
-        <w:t xml:space="preserve">type</w:t>
-      </w:r>
-      <w:r>
-        <w:t xml:space="preserve"> </w:t>
-      </w:r>
-      <w:r>
-        <w:t xml:space="preserve">— one client, agent records the trip as a group event (e.g.,</w:t>
-      </w:r>
-      <w:r>
-        <w:t xml:space="preserve"> </w:t>
-      </w:r>
-      <w:r>
-        <w:t xml:space="preserve">“</w:t>
-      </w:r>
-      <w:r>
-        <w:t xml:space="preserve">Smith Family Reunion</w:t>
-      </w:r>
-      <w:r>
-        <w:t xml:space="preserve">”</w:t>
-      </w:r>
-      <w:r>
-        <w:t xml:space="preserve">). MVP. Covered by</w:t>
-      </w:r>
-      <w:r>
-        <w:t xml:space="preserve"> </w:t>
-      </w:r>
-      <w:r>
-        <w:rPr>
-          <w:rStyle w:val="VerbatimChar"/>
-        </w:rPr>
-        <w:t xml:space="preserve">Trip.trip_type = 'group'</w:t>
-      </w:r>
-      <w:r>
-        <w:t xml:space="preserve"> </w:t>
-      </w:r>
-      <w:r>
-        <w:t xml:space="preserve">in the data model.</w:t>
-      </w:r>
-    </w:p>
-    <w:p>
-      <w:pPr>
         <w:numPr>
           <w:ilvl w:val="0"/>
           <w:numId w:val="1002"/>
         </w:numPr>
-        <w:pStyle w:val="Compact"/>
-      </w:pPr>
-      <w:r>
-        <w:rPr>
-          <w:b/>
+      </w:pPr>
+      <w:r>
+        <w:rPr>
+          <w:b/>
+          <w:bCs/>
         </w:rPr>
         <w:t xml:space="preserve">Group Trip Coordination</w:t>
       </w:r>
@@ -983,6 +937,7 @@
       <w:r>
         <w:rPr>
           <w:b/>
+          <w:bCs/>
         </w:rPr>
         <w:t xml:space="preserve">Proposed resolution:</w:t>
       </w:r>
@@ -996,13 +951,7 @@
         <w:t xml:space="preserve"> </w:t>
       </w:r>
       <w:r>
-        <w:t xml:space="preserve">“</w:t>
-      </w:r>
-      <w:r>
-        <w:t xml:space="preserve">Group Trip Coordination — Phase 3.</w:t>
-      </w:r>
-      <w:r>
-        <w:t xml:space="preserve">”</w:t>
+        <w:t xml:space="preserve">“Group Trip Coordination — Phase 3.”</w:t>
       </w:r>
     </w:p>
     <w:p>
@@ -1012,15 +961,15 @@
         </w:pict>
       </w:r>
     </w:p>
+    <w:bookmarkEnd w:id="12"/>
+    <w:bookmarkStart w:id="13" w:name="X855366ec3dfcea3b6bd58c3dd6c81cefad9e0aa"/>
     <w:p>
       <w:pPr>
         <w:pStyle w:val="Heading3"/>
       </w:pPr>
-      <w:bookmarkStart w:id="26" w:name="X855366ec3dfcea3b6bd58c3dd6c81cefad9e0aa"/>
       <w:r>
         <w:t xml:space="preserve">M2 — Travel API integration in agent trip builder: BRD says manual entry at MVP, Screen Inventory has API search built in</w:t>
       </w:r>
-      <w:bookmarkEnd w:id="26"/>
     </w:p>
     <w:p>
       <w:pPr>
@@ -1029,6 +978,7 @@
       <w:r>
         <w:rPr>
           <w:b/>
+          <w:bCs/>
         </w:rPr>
         <w:t xml:space="preserve">BRD (Section 13.1 — Phase 1 MVP):</w:t>
       </w:r>
@@ -1036,10 +986,81 @@
         <w:t xml:space="preserve"> </w:t>
       </w:r>
       <w:r>
-        <w:t xml:space="preserve">“</w:t>
-      </w:r>
-      <w:r>
-        <w:t xml:space="preserve">Trip builder with manual component entry.</w:t>
+        <w:t xml:space="preserve">“Trip builder with manual component entry.”</w:t>
+      </w:r>
+      <w:r>
+        <w:t xml:space="preserve"> </w:t>
+      </w:r>
+      <w:r>
+        <w:rPr>
+          <w:b/>
+          <w:bCs/>
+        </w:rPr>
+        <w:t xml:space="preserve">BRD (Section 13.2 — Phase 2):</w:t>
+      </w:r>
+      <w:r>
+        <w:t xml:space="preserve"> </w:t>
+      </w:r>
+      <w:r>
+        <w:t xml:space="preserve">Travel API integrations (Amadeus, Hotelbeds, Viator).</w:t>
+      </w:r>
+    </w:p>
+    <w:p>
+      <w:pPr>
+        <w:pStyle w:val="BodyText"/>
+      </w:pPr>
+      <w:r>
+        <w:rPr>
+          <w:b/>
+          <w:bCs/>
+        </w:rPr>
+        <w:t xml:space="preserve">Screen Inventory (Sections 3.4.5–3.4.8):</w:t>
+      </w:r>
+      <w:r>
+        <w:t xml:space="preserve"> </w:t>
+      </w:r>
+      <w:r>
+        <w:t xml:space="preserve">- 3.4.5 Add Trip Component — Flight:</w:t>
+      </w:r>
+      <w:r>
+        <w:t xml:space="preserve"> </w:t>
+      </w:r>
+      <w:r>
+        <w:t xml:space="preserve">“Add a flight via Amadeus search or manual entry”</w:t>
+      </w:r>
+      <w:r>
+        <w:t xml:space="preserve"> </w:t>
+      </w:r>
+      <w:r>
+        <w:t xml:space="preserve">- 3.4.6 Add Trip Component — Hotel:</w:t>
+      </w:r>
+      <w:r>
+        <w:t xml:space="preserve"> </w:t>
+      </w:r>
+      <w:r>
+        <w:t xml:space="preserve">“Hotelbeds search or manual entry”</w:t>
+      </w:r>
+      <w:r>
+        <w:t xml:space="preserve"> </w:t>
+      </w:r>
+      <w:r>
+        <w:t xml:space="preserve">- 3.4.7 Add Trip Component — Cruise:</w:t>
+      </w:r>
+      <w:r>
+        <w:t xml:space="preserve"> </w:t>
+      </w:r>
+      <w:r>
+        <w:t xml:space="preserve">“Widgety display + manual booking detail</w:t>
+      </w:r>
+      <w:r>
+        <w:t xml:space="preserve"> </w:t>
+      </w:r>
+      <w:r>
+        <w:rPr>
+          <w:b/>
+          <w:bCs/>
+        </w:rPr>
+        <w:t xml:space="preserve">at MVP</w:t>
       </w:r>
       <w:r>
         <w:t xml:space="preserve">”</w:t>
@@ -1048,16 +1069,13 @@
         <w:t xml:space="preserve"> </w:t>
       </w:r>
       <w:r>
-        <w:rPr>
-          <w:b/>
-        </w:rPr>
-        <w:t xml:space="preserve">BRD (Section 13.2 — Phase 2):</w:t>
-      </w:r>
-      <w:r>
-        <w:t xml:space="preserve"> </w:t>
-      </w:r>
-      <w:r>
-        <w:t xml:space="preserve">Travel API integrations (Amadeus, Hotelbeds, Viator).</w:t>
+        <w:t xml:space="preserve">- 3.4.8 Add Trip Component — Excursion:</w:t>
+      </w:r>
+      <w:r>
+        <w:t xml:space="preserve"> </w:t>
+      </w:r>
+      <w:r>
+        <w:t xml:space="preserve">“Viator or manual entry”</w:t>
       </w:r>
     </w:p>
     <w:p>
@@ -1067,89 +1085,54 @@
       <w:r>
         <w:rPr>
           <w:b/>
-        </w:rPr>
-        <w:t xml:space="preserve">Screen Inventory (Sections 3.4.5–3.4.8):</w:t>
-      </w:r>
-      <w:r>
-        <w:t xml:space="preserve"> </w:t>
-      </w:r>
-      <w:r>
-        <w:t xml:space="preserve">- 3.4.5 Add Trip Component — Flight:</w:t>
-      </w:r>
-      <w:r>
-        <w:t xml:space="preserve"> </w:t>
-      </w:r>
-      <w:r>
-        <w:t xml:space="preserve">“</w:t>
-      </w:r>
-      <w:r>
-        <w:t xml:space="preserve">Add a flight via Amadeus search or manual entry</w:t>
-      </w:r>
-      <w:r>
-        <w:t xml:space="preserve">”</w:t>
-      </w:r>
-      <w:r>
-        <w:t xml:space="preserve"> </w:t>
-      </w:r>
-      <w:r>
-        <w:t xml:space="preserve">- 3.4.6 Add Trip Component — Hotel:</w:t>
-      </w:r>
-      <w:r>
-        <w:t xml:space="preserve"> </w:t>
-      </w:r>
-      <w:r>
-        <w:t xml:space="preserve">“</w:t>
-      </w:r>
-      <w:r>
-        <w:t xml:space="preserve">Hotelbeds search or manual entry</w:t>
-      </w:r>
-      <w:r>
-        <w:t xml:space="preserve">”</w:t>
-      </w:r>
-      <w:r>
-        <w:t xml:space="preserve"> </w:t>
-      </w:r>
-      <w:r>
-        <w:t xml:space="preserve">- 3.4.7 Add Trip Component — Cruise:</w:t>
-      </w:r>
-      <w:r>
-        <w:t xml:space="preserve"> </w:t>
-      </w:r>
-      <w:r>
-        <w:t xml:space="preserve">“</w:t>
-      </w:r>
-      <w:r>
-        <w:t xml:space="preserve">Widgety display + manual booking detail</w:t>
-      </w:r>
-      <w:r>
-        <w:t xml:space="preserve"> </w:t>
-      </w:r>
-      <w:r>
-        <w:rPr>
-          <w:b/>
-        </w:rPr>
-        <w:t xml:space="preserve">at MVP</w:t>
-      </w:r>
-      <w:r>
-        <w:t xml:space="preserve">”</w:t>
-      </w:r>
-      <w:r>
-        <w:t xml:space="preserve"> </w:t>
-      </w:r>
-      <w:r>
-        <w:t xml:space="preserve">- 3.4.8 Add Trip Component — Excursion:</w:t>
-      </w:r>
-      <w:r>
-        <w:t xml:space="preserve"> </w:t>
-      </w:r>
-      <w:r>
-        <w:t xml:space="preserve">“</w:t>
-      </w:r>
-      <w:r>
-        <w:t xml:space="preserve">Viator or manual entry</w:t>
-      </w:r>
-      <w:r>
-        <w:t xml:space="preserve">”</w:t>
+          <w:bCs/>
+        </w:rPr>
+        <w:t xml:space="preserve">Data Model (Section 8.3):</w:t>
+      </w:r>
+      <w:r>
+        <w:t xml:space="preserve"> </w:t>
+      </w:r>
+      <w:r>
+        <w:rPr>
+          <w:rStyle w:val="VerbatimChar"/>
+        </w:rPr>
+        <w:t xml:space="preserve">TripComponent</w:t>
+      </w:r>
+      <w:r>
+        <w:t xml:space="preserve"> </w:t>
+      </w:r>
+      <w:r>
+        <w:t xml:space="preserve">has</w:t>
+      </w:r>
+      <w:r>
+        <w:t xml:space="preserve"> </w:t>
+      </w:r>
+      <w:r>
+        <w:rPr>
+          <w:rStyle w:val="VerbatimChar"/>
+        </w:rPr>
+        <w:t xml:space="preserve">api_source</w:t>
+      </w:r>
+      <w:r>
+        <w:t xml:space="preserve"> </w:t>
+      </w:r>
+      <w:r>
+        <w:t xml:space="preserve">and</w:t>
+      </w:r>
+      <w:r>
+        <w:t xml:space="preserve"> </w:t>
+      </w:r>
+      <w:r>
+        <w:rPr>
+          <w:rStyle w:val="VerbatimChar"/>
+        </w:rPr>
+        <w:t xml:space="preserve">api_reference</w:t>
+      </w:r>
+      <w:r>
+        <w:t xml:space="preserve"> </w:t>
+      </w:r>
+      <w:r>
+        <w:t xml:space="preserve">fields in Phase 1.</w:t>
       </w:r>
     </w:p>
     <w:p>
@@ -1159,53 +1142,15 @@
       <w:r>
         <w:rPr>
           <w:b/>
-        </w:rPr>
-        <w:t xml:space="preserve">Data Model (Section 8.3):</w:t>
-      </w:r>
-      <w:r>
-        <w:t xml:space="preserve"> </w:t>
-      </w:r>
-      <w:r>
-        <w:rPr>
-          <w:rStyle w:val="VerbatimChar"/>
-        </w:rPr>
-        <w:t xml:space="preserve">TripComponent</w:t>
-      </w:r>
-      <w:r>
-        <w:t xml:space="preserve"> </w:t>
-      </w:r>
-      <w:r>
-        <w:t xml:space="preserve">has</w:t>
-      </w:r>
-      <w:r>
-        <w:t xml:space="preserve"> </w:t>
-      </w:r>
-      <w:r>
-        <w:rPr>
-          <w:rStyle w:val="VerbatimChar"/>
-        </w:rPr>
-        <w:t xml:space="preserve">api_source</w:t>
-      </w:r>
-      <w:r>
-        <w:t xml:space="preserve"> </w:t>
-      </w:r>
-      <w:r>
-        <w:t xml:space="preserve">and</w:t>
-      </w:r>
-      <w:r>
-        <w:t xml:space="preserve"> </w:t>
-      </w:r>
-      <w:r>
-        <w:rPr>
-          <w:rStyle w:val="VerbatimChar"/>
-        </w:rPr>
-        <w:t xml:space="preserve">api_reference</w:t>
-      </w:r>
-      <w:r>
-        <w:t xml:space="preserve"> </w:t>
-      </w:r>
-      <w:r>
-        <w:t xml:space="preserve">fields in Phase 1.</w:t>
+          <w:bCs/>
+        </w:rPr>
+        <w:t xml:space="preserve">Why it matters:</w:t>
+      </w:r>
+      <w:r>
+        <w:t xml:space="preserve"> </w:t>
+      </w:r>
+      <w:r>
+        <w:t xml:space="preserve">The Screen Inventory implies the agent gets API-powered component pickers at MVP. The BRD says Phase 1 trip builder is manual-only and APIs come in Phase 2. A developer reading the Screen Inventory will scope API integration for MVP; reading the BRD they will not. This is the largest scope-affecting conflict.</w:t>
       </w:r>
     </w:p>
     <w:p>
@@ -1215,14 +1160,39 @@
       <w:r>
         <w:rPr>
           <w:b/>
-        </w:rPr>
-        <w:t xml:space="preserve">Why it matters:</w:t>
-      </w:r>
-      <w:r>
-        <w:t xml:space="preserve"> </w:t>
-      </w:r>
-      <w:r>
-        <w:t xml:space="preserve">The Screen Inventory implies the agent gets API-powered component pickers at MVP. The BRD says Phase 1 trip builder is manual-only and APIs come in Phase 2. A developer reading the Screen Inventory will scope API integration for MVP; reading the BRD they will not. This is the largest scope-affecting conflict.</w:t>
+          <w:bCs/>
+        </w:rPr>
+        <w:t xml:space="preserve">Proposed resolution (recommended):</w:t>
+      </w:r>
+      <w:r>
+        <w:t xml:space="preserve"> </w:t>
+      </w:r>
+      <w:r>
+        <w:t xml:space="preserve">Update the Screen Inventory to flag the API search tabs on screens 3.4.5–3.4.8 as Phase 2 enhancements. The screens still exist at MVP but the</w:t>
+      </w:r>
+      <w:r>
+        <w:t xml:space="preserve"> </w:t>
+      </w:r>
+      <w:r>
+        <w:t xml:space="preserve">“Search”</w:t>
+      </w:r>
+      <w:r>
+        <w:t xml:space="preserve"> </w:t>
+      </w:r>
+      <w:r>
+        <w:t xml:space="preserve">tab is greyed/disabled and the</w:t>
+      </w:r>
+      <w:r>
+        <w:t xml:space="preserve"> </w:t>
+      </w:r>
+      <w:r>
+        <w:t xml:space="preserve">“Manual”</w:t>
+      </w:r>
+      <w:r>
+        <w:t xml:space="preserve"> </w:t>
+      </w:r>
+      <w:r>
+        <w:t xml:space="preserve">tab is the only working entry method until Phase 2. This preserves the document’s role as a comprehensive screen inventory while honoring the BRD’s MVP scope.</w:t>
       </w:r>
     </w:p>
     <w:p>
@@ -1232,59 +1202,7 @@
       <w:r>
         <w:rPr>
           <w:b/>
-        </w:rPr>
-        <w:t xml:space="preserve">Proposed resolution (recommended):</w:t>
-      </w:r>
-      <w:r>
-        <w:t xml:space="preserve"> </w:t>
-      </w:r>
-      <w:r>
-        <w:t xml:space="preserve">Update the Screen Inventory to flag the API search tabs on screens 3.4.5–3.4.8 as Phase 2 enhancements. The screens still exist at MVP but the</w:t>
-      </w:r>
-      <w:r>
-        <w:t xml:space="preserve"> </w:t>
-      </w:r>
-      <w:r>
-        <w:t xml:space="preserve">“</w:t>
-      </w:r>
-      <w:r>
-        <w:t xml:space="preserve">Search</w:t>
-      </w:r>
-      <w:r>
-        <w:t xml:space="preserve">”</w:t>
-      </w:r>
-      <w:r>
-        <w:t xml:space="preserve"> </w:t>
-      </w:r>
-      <w:r>
-        <w:t xml:space="preserve">tab is greyed/disabled and the</w:t>
-      </w:r>
-      <w:r>
-        <w:t xml:space="preserve"> </w:t>
-      </w:r>
-      <w:r>
-        <w:t xml:space="preserve">“</w:t>
-      </w:r>
-      <w:r>
-        <w:t xml:space="preserve">Manual</w:t>
-      </w:r>
-      <w:r>
-        <w:t xml:space="preserve">”</w:t>
-      </w:r>
-      <w:r>
-        <w:t xml:space="preserve"> </w:t>
-      </w:r>
-      <w:r>
-        <w:t xml:space="preserve">tab is the only working entry method until Phase 2. This preserves the document’s role as a comprehensive screen inventory while honoring the BRD’s MVP scope.</w:t>
-      </w:r>
-    </w:p>
-    <w:p>
-      <w:pPr>
-        <w:pStyle w:val="BodyText"/>
-      </w:pPr>
-      <w:r>
-        <w:rPr>
-          <w:b/>
+          <w:bCs/>
         </w:rPr>
         <w:t xml:space="preserve">Alternative resolution:</w:t>
       </w:r>
@@ -1302,15 +1220,15 @@
         </w:pict>
       </w:r>
     </w:p>
+    <w:bookmarkEnd w:id="13"/>
+    <w:bookmarkStart w:id="14" w:name="Xba78841ceabe8ea9d31adfd0b91f06bcd24fa21"/>
     <w:p>
       <w:pPr>
         <w:pStyle w:val="Heading3"/>
       </w:pPr>
-      <w:bookmarkStart w:id="27" w:name="Xba78841ceabe8ea9d31adfd0b91f06bcd24fa21"/>
       <w:r>
         <w:t xml:space="preserve">M3 — Mobile offline mode phase: BRD says Phase 3, Screen Inventory and Data Model imply MVP</w:t>
       </w:r>
-      <w:bookmarkEnd w:id="27"/>
     </w:p>
     <w:p>
       <w:pPr>
@@ -1319,6 +1237,7 @@
       <w:r>
         <w:rPr>
           <w:b/>
+          <w:bCs/>
         </w:rPr>
         <w:t xml:space="preserve">BRD (Section 13.3 — Phase 3):</w:t>
       </w:r>
@@ -1332,13 +1251,7 @@
         <w:t xml:space="preserve"> </w:t>
       </w:r>
       <w:r>
-        <w:t xml:space="preserve">“</w:t>
-      </w:r>
-      <w:r>
-        <w:t xml:space="preserve">mobile app offline mode</w:t>
-      </w:r>
-      <w:r>
-        <w:t xml:space="preserve">”</w:t>
+        <w:t xml:space="preserve">“mobile app offline mode”</w:t>
       </w:r>
       <w:r>
         <w:t xml:space="preserve"> </w:t>
@@ -1354,6 +1267,7 @@
       <w:r>
         <w:rPr>
           <w:b/>
+          <w:bCs/>
         </w:rPr>
         <w:t xml:space="preserve">Screen Inventory (Section 2.7.1):</w:t>
       </w:r>
@@ -1367,13 +1281,7 @@
         <w:t xml:space="preserve"> </w:t>
       </w:r>
       <w:r>
-        <w:t xml:space="preserve">“</w:t>
-      </w:r>
-      <w:r>
-        <w:t xml:space="preserve">Mobile-Specific Screen</w:t>
-      </w:r>
-      <w:r>
-        <w:t xml:space="preserve">”</w:t>
+        <w:t xml:space="preserve">“Mobile-Specific Screen”</w:t>
       </w:r>
       <w:r>
         <w:t xml:space="preserve"> </w:t>
@@ -1385,13 +1293,7 @@
         <w:t xml:space="preserve"> </w:t>
       </w:r>
       <w:r>
-        <w:t xml:space="preserve">“</w:t>
-      </w:r>
-      <w:r>
-        <w:t xml:space="preserve">Full</w:t>
-      </w:r>
-      <w:r>
-        <w:t xml:space="preserve">”</w:t>
+        <w:t xml:space="preserve">“Full”</w:t>
       </w:r>
       <w:r>
         <w:t xml:space="preserve"> </w:t>
@@ -1407,6 +1309,7 @@
       <w:r>
         <w:rPr>
           <w:b/>
+          <w:bCs/>
         </w:rPr>
         <w:t xml:space="preserve">Data Model (Section 21.5):</w:t>
       </w:r>
@@ -1414,13 +1317,7 @@
         <w:t xml:space="preserve"> </w:t>
       </w:r>
       <w:r>
-        <w:t xml:space="preserve">“</w:t>
-      </w:r>
-      <w:r>
-        <w:t xml:space="preserve">SqlDelight is used in the shared module’s mobile target to cache the client-facing data (Trip, Itinerary, Conversation, PaymentCard metadata) for offline use.</w:t>
-      </w:r>
-      <w:r>
-        <w:t xml:space="preserve">”</w:t>
+        <w:t xml:space="preserve">“SqlDelight is used in the shared module’s mobile target to cache the client-facing data (Trip, Itinerary, Conversation, PaymentCard metadata) for offline use.”</w:t>
       </w:r>
       <w:r>
         <w:t xml:space="preserve"> </w:t>
@@ -1436,6 +1333,7 @@
       <w:r>
         <w:rPr>
           <w:b/>
+          <w:bCs/>
         </w:rPr>
         <w:t xml:space="preserve">Why it matters:</w:t>
       </w:r>
@@ -1453,6 +1351,7 @@
       <w:r>
         <w:rPr>
           <w:b/>
+          <w:bCs/>
         </w:rPr>
         <w:t xml:space="preserve">Proposed resolution:</w:t>
       </w:r>
@@ -1468,6 +1367,7 @@
       <w:r>
         <w:rPr>
           <w:b/>
+          <w:bCs/>
         </w:rPr>
         <w:t xml:space="preserve">caching architecture</w:t>
       </w:r>
@@ -1483,6 +1383,7 @@
       <w:r>
         <w:rPr>
           <w:b/>
+          <w:bCs/>
         </w:rPr>
         <w:t xml:space="preserve">offline UI</w:t>
       </w:r>
@@ -1496,13 +1397,7 @@
         <w:t xml:space="preserve"> </w:t>
       </w:r>
       <w:r>
-        <w:t xml:space="preserve">“</w:t>
-      </w:r>
-      <w:r>
-        <w:t xml:space="preserve">Last synced</w:t>
-      </w:r>
-      <w:r>
-        <w:t xml:space="preserve">”</w:t>
+        <w:t xml:space="preserve">“Last synced”</w:t>
       </w:r>
       <w:r>
         <w:t xml:space="preserve"> </w:t>
@@ -1514,13 +1409,7 @@
         <w:t xml:space="preserve"> </w:t>
       </w:r>
       <w:r>
-        <w:t xml:space="preserve">“</w:t>
-      </w:r>
-      <w:r>
-        <w:t xml:space="preserve">mobile app offline UI</w:t>
-      </w:r>
-      <w:r>
-        <w:t xml:space="preserve">”</w:t>
+        <w:t xml:space="preserve">“mobile app offline UI”</w:t>
       </w:r>
       <w:r>
         <w:t xml:space="preserve"> </w:t>
@@ -1536,15 +1425,15 @@
         </w:pict>
       </w:r>
     </w:p>
+    <w:bookmarkEnd w:id="14"/>
+    <w:bookmarkStart w:id="15" w:name="Xf6c5b2bb6cc1aa71c6411e4b8de90df7c91a4b2"/>
     <w:p>
       <w:pPr>
         <w:pStyle w:val="Heading3"/>
       </w:pPr>
-      <w:bookmarkStart w:id="28" w:name="Xf6c5b2bb6cc1aa71c6411e4b8de90df7c91a4b2"/>
       <w:r>
         <w:t xml:space="preserve">M4 — Self-Guided Search timing not flagged in Screen Inventory</w:t>
       </w:r>
-      <w:bookmarkEnd w:id="28"/>
     </w:p>
     <w:p>
       <w:pPr>
@@ -1553,6 +1442,7 @@
       <w:r>
         <w:rPr>
           <w:b/>
+          <w:bCs/>
         </w:rPr>
         <w:t xml:space="preserve">BRD (Section 13.2 — Phase 2):</w:t>
       </w:r>
@@ -1570,6 +1460,7 @@
       <w:r>
         <w:rPr>
           <w:b/>
+          <w:bCs/>
         </w:rPr>
         <w:t xml:space="preserve">Screen Inventory:</w:t>
       </w:r>
@@ -1587,6 +1478,7 @@
       <w:r>
         <w:rPr>
           <w:b/>
+          <w:bCs/>
         </w:rPr>
         <w:t xml:space="preserve">Data Model:</w:t>
       </w:r>
@@ -1649,6 +1541,7 @@
       <w:r>
         <w:rPr>
           <w:b/>
+          <w:bCs/>
         </w:rPr>
         <w:t xml:space="preserve">Why it matters:</w:t>
       </w:r>
@@ -1664,6 +1557,7 @@
       <w:r>
         <w:rPr>
           <w:i/>
+          <w:iCs/>
         </w:rPr>
         <w:t xml:space="preserve">does</w:t>
       </w:r>
@@ -1681,6 +1575,7 @@
       <w:r>
         <w:rPr>
           <w:b/>
+          <w:bCs/>
         </w:rPr>
         <w:t xml:space="preserve">Proposed resolution:</w:t>
       </w:r>
@@ -1694,13 +1589,7 @@
         <w:t xml:space="preserve"> </w:t>
       </w:r>
       <w:r>
-        <w:t xml:space="preserve">“</w:t>
-      </w:r>
-      <w:r>
-        <w:t xml:space="preserve">These screens are scoped for Phase 2 (self-guided search &amp; API integrations) per BRD Section 13.2.</w:t>
-      </w:r>
-      <w:r>
-        <w:t xml:space="preserve">”</w:t>
+        <w:t xml:space="preserve">“These screens are scoped for Phase 2 (self-guided search &amp; API integrations) per BRD Section 13.2.”</w:t>
       </w:r>
       <w:r>
         <w:t xml:space="preserve"> </w:t>
@@ -1716,21 +1605,22 @@
         </w:pict>
       </w:r>
     </w:p>
+    <w:bookmarkEnd w:id="15"/>
+    <w:bookmarkEnd w:id="16"/>
+    <w:bookmarkStart w:id="23" w:name="minor-inconsistencies-clarifications"/>
     <w:p>
       <w:pPr>
         <w:pStyle w:val="Heading2"/>
       </w:pPr>
-      <w:bookmarkStart w:id="29" w:name="minor-inconsistencies-clarifications"/>
       <w:r>
         <w:t xml:space="preserve">Minor Inconsistencies &amp; Clarifications</w:t>
       </w:r>
-      <w:bookmarkEnd w:id="29"/>
-    </w:p>
+    </w:p>
+    <w:bookmarkStart w:id="17" w:name="Xba2351a633c354b069edbb0d2288c8dbed414ca"/>
     <w:p>
       <w:pPr>
         <w:pStyle w:val="Heading3"/>
       </w:pPr>
-      <w:bookmarkStart w:id="30" w:name="Xba2351a633c354b069edbb0d2288c8dbed414ca"/>
       <w:r>
         <w:t xml:space="preserve">m5 —</w:t>
       </w:r>
@@ -1738,13 +1628,7 @@
         <w:t xml:space="preserve"> </w:t>
       </w:r>
       <w:r>
-        <w:t xml:space="preserve">“</w:t>
-      </w:r>
-      <w:r>
-        <w:t xml:space="preserve">Group</w:t>
-      </w:r>
-      <w:r>
-        <w:t xml:space="preserve">”</w:t>
+        <w:t xml:space="preserve">“Group”</w:t>
       </w:r>
       <w:r>
         <w:t xml:space="preserve"> </w:t>
@@ -1752,7 +1636,6 @@
       <w:r>
         <w:t xml:space="preserve">trip type vs. Group Trip Coordination is not disambiguated</w:t>
       </w:r>
-      <w:bookmarkEnd w:id="30"/>
     </w:p>
     <w:p>
       <w:pPr>
@@ -1782,6 +1665,7 @@
       <w:r>
         <w:rPr>
           <w:i/>
+          <w:iCs/>
         </w:rPr>
         <w:t xml:space="preserve">not</w:t>
       </w:r>
@@ -1792,15 +1676,15 @@
         <w:t xml:space="preserve">— i.e., it is not the multi-client coordination feature (P3). One sentence in the BRD’s Trip Builder section, the Data Model’s Trip section, and the Screen Inventory’s Group Trip Coordination preamble would prevent confusion.</w:t>
       </w:r>
     </w:p>
+    <w:bookmarkEnd w:id="17"/>
+    <w:bookmarkStart w:id="18" w:name="Xf5ea265fcc7fe7298f25487346612003272d1d0"/>
     <w:p>
       <w:pPr>
         <w:pStyle w:val="Heading3"/>
       </w:pPr>
-      <w:bookmarkStart w:id="31" w:name="Xf5ea265fcc7fe7298f25487346612003272d1d0"/>
       <w:r>
         <w:t xml:space="preserve">m6 — Quote Request flow (Screen Inventory 2.3.8 → 2.3.9) creates a Lead, which is P2</w:t>
       </w:r>
-      <w:bookmarkEnd w:id="31"/>
     </w:p>
     <w:p>
       <w:pPr>
@@ -1810,11 +1694,12 @@
         <w:t xml:space="preserve">The Screen Inventory describes Quote Request Form and Confirmation as if they are normal user flows. The Lead entity they create is P2 in the Data Model. Resolution is the same as M4 — flag the phase at the section level.</w:t>
       </w:r>
     </w:p>
+    <w:bookmarkEnd w:id="18"/>
+    <w:bookmarkStart w:id="19" w:name="m7-entity-naming-card-vs-paymentcard"/>
     <w:p>
       <w:pPr>
         <w:pStyle w:val="Heading3"/>
       </w:pPr>
-      <w:bookmarkStart w:id="32" w:name="m7-entity-naming-card-vs-paymentcard"/>
       <w:r>
         <w:t xml:space="preserve">m7 — Entity naming:</w:t>
       </w:r>
@@ -1822,13 +1707,7 @@
         <w:t xml:space="preserve"> </w:t>
       </w:r>
       <w:r>
-        <w:t xml:space="preserve">“</w:t>
-      </w:r>
-      <w:r>
-        <w:t xml:space="preserve">Card</w:t>
-      </w:r>
-      <w:r>
-        <w:t xml:space="preserve">”</w:t>
+        <w:t xml:space="preserve">“Card”</w:t>
       </w:r>
       <w:r>
         <w:t xml:space="preserve"> </w:t>
@@ -1840,15 +1719,8 @@
         <w:t xml:space="preserve"> </w:t>
       </w:r>
       <w:r>
-        <w:t xml:space="preserve">“</w:t>
-      </w:r>
-      <w:r>
-        <w:t xml:space="preserve">PaymentCard</w:t>
-      </w:r>
-      <w:r>
-        <w:t xml:space="preserve">”</w:t>
-      </w:r>
-      <w:bookmarkEnd w:id="32"/>
+        <w:t xml:space="preserve">“PaymentCard”</w:t>
+      </w:r>
     </w:p>
     <w:p>
       <w:pPr>
@@ -1861,13 +1733,7 @@
         <w:t xml:space="preserve"> </w:t>
       </w:r>
       <w:r>
-        <w:t xml:space="preserve">“</w:t>
-      </w:r>
-      <w:r>
-        <w:t xml:space="preserve">Card.</w:t>
-      </w:r>
-      <w:r>
-        <w:t xml:space="preserve">”</w:t>
+        <w:t xml:space="preserve">“Card.”</w:t>
       </w:r>
       <w:r>
         <w:t xml:space="preserve"> </w:t>
@@ -1879,13 +1745,7 @@
         <w:t xml:space="preserve"> </w:t>
       </w:r>
       <w:r>
-        <w:t xml:space="preserve">“</w:t>
-      </w:r>
-      <w:r>
-        <w:t xml:space="preserve">PaymentCard.</w:t>
-      </w:r>
-      <w:r>
-        <w:t xml:space="preserve">”</w:t>
+        <w:t xml:space="preserve">“PaymentCard.”</w:t>
       </w:r>
       <w:r>
         <w:t xml:space="preserve"> </w:t>
@@ -1897,20 +1757,15 @@
         <w:t xml:space="preserve"> </w:t>
       </w:r>
       <w:r>
-        <w:t xml:space="preserve">“</w:t>
-      </w:r>
-      <w:r>
-        <w:t xml:space="preserve">PaymentCard.</w:t>
-      </w:r>
-      <w:r>
-        <w:t xml:space="preserve">”</w:t>
-      </w:r>
-    </w:p>
+        <w:t xml:space="preserve">“PaymentCard.”</w:t>
+      </w:r>
+    </w:p>
+    <w:bookmarkEnd w:id="19"/>
+    <w:bookmarkStart w:id="20" w:name="Xad20121431b6b4331c4b684cd01a7d14329091a"/>
     <w:p>
       <w:pPr>
         <w:pStyle w:val="Heading3"/>
       </w:pPr>
-      <w:bookmarkStart w:id="33" w:name="Xad20121431b6b4331c4b684cd01a7d14329091a"/>
       <w:r>
         <w:t xml:space="preserve">m8 — Screen Inventory 3.1.9 leaks an internal</w:t>
       </w:r>
@@ -1918,13 +1773,7 @@
         <w:t xml:space="preserve"> </w:t>
       </w:r>
       <w:r>
-        <w:t xml:space="preserve">“</w:t>
-      </w:r>
-      <w:r>
-        <w:t xml:space="preserve">client-communications skill</w:t>
-      </w:r>
-      <w:r>
-        <w:t xml:space="preserve">”</w:t>
+        <w:t xml:space="preserve">“client-communications skill”</w:t>
       </w:r>
       <w:r>
         <w:t xml:space="preserve"> </w:t>
@@ -1932,7 +1781,6 @@
       <w:r>
         <w:t xml:space="preserve">reference</w:t>
       </w:r>
-      <w:bookmarkEnd w:id="33"/>
     </w:p>
     <w:p>
       <w:pPr>
@@ -1945,13 +1793,7 @@
         <w:t xml:space="preserve"> </w:t>
       </w:r>
       <w:r>
-        <w:t xml:space="preserve">“</w:t>
-      </w:r>
-      <w:r>
-        <w:t xml:space="preserve">the client-communications skill</w:t>
-      </w:r>
-      <w:r>
-        <w:t xml:space="preserve">”</w:t>
+        <w:t xml:space="preserve">“the client-communications skill”</w:t>
       </w:r>
       <w:r>
         <w:t xml:space="preserve"> </w:t>
@@ -1963,24 +1805,18 @@
         <w:t xml:space="preserve"> </w:t>
       </w:r>
       <w:r>
-        <w:t xml:space="preserve">“</w:t>
-      </w:r>
-      <w:r>
-        <w:t xml:space="preserve">Story-Tail Adventures email signature standard.</w:t>
-      </w:r>
-      <w:r>
-        <w:t xml:space="preserve">”</w:t>
-      </w:r>
-    </w:p>
+        <w:t xml:space="preserve">“Story-Tail Adventures email signature standard.”</w:t>
+      </w:r>
+    </w:p>
+    <w:bookmarkEnd w:id="20"/>
+    <w:bookmarkStart w:id="21" w:name="Xbf720e1cae2990c4ece8e5e5cffc09352a75681"/>
     <w:p>
       <w:pPr>
         <w:pStyle w:val="Heading3"/>
       </w:pPr>
-      <w:bookmarkStart w:id="34" w:name="Xbf720e1cae2990c4ece8e5e5cffc09352a75681"/>
       <w:r>
         <w:t xml:space="preserve">m9 — Tablet variant introduces a PWA delivery mechanism not in the BRD</w:t>
       </w:r>
-      <w:bookmarkEnd w:id="34"/>
     </w:p>
     <w:p>
       <w:pPr>
@@ -1993,13 +1829,7 @@
         <w:t xml:space="preserve"> </w:t>
       </w:r>
       <w:r>
-        <w:t xml:space="preserve">“</w:t>
-      </w:r>
-      <w:r>
-        <w:t xml:space="preserve">Full (PWA)</w:t>
-      </w:r>
-      <w:r>
-        <w:t xml:space="preserve">”</w:t>
+        <w:t xml:space="preserve">“Full (PWA)”</w:t>
       </w:r>
       <w:r>
         <w:t xml:space="preserve"> </w:t>
@@ -2011,13 +1841,7 @@
         <w:t xml:space="preserve"> </w:t>
       </w:r>
       <w:r>
-        <w:t xml:space="preserve">“</w:t>
-      </w:r>
-      <w:r>
-        <w:t xml:space="preserve">Full (PWA)</w:t>
-      </w:r>
-      <w:r>
-        <w:t xml:space="preserve">”</w:t>
+        <w:t xml:space="preserve">“Full (PWA)”</w:t>
       </w:r>
       <w:r>
         <w:t xml:space="preserve"> </w:t>
@@ -2029,27 +1853,21 @@
         <w:t xml:space="preserve"> </w:t>
       </w:r>
       <w:r>
-        <w:t xml:space="preserve">“</w:t>
-      </w:r>
-      <w:r>
-        <w:t xml:space="preserve">Full when accessed via the Android tablet app; web tablet uses standard browser caching</w:t>
-      </w:r>
-      <w:r>
-        <w:t xml:space="preserve">”</w:t>
+        <w:t xml:space="preserve">“Full when accessed via the Android tablet app; web tablet uses standard browser caching”</w:t>
       </w:r>
       <w:r>
         <w:t xml:space="preserve">).</w:t>
       </w:r>
     </w:p>
+    <w:bookmarkEnd w:id="21"/>
+    <w:bookmarkStart w:id="22" w:name="X24b49a6155b58142bdb3fc147aeb52f2bb610ce"/>
     <w:p>
       <w:pPr>
         <w:pStyle w:val="Heading3"/>
       </w:pPr>
-      <w:bookmarkStart w:id="35" w:name="X24b49a6155b58142bdb3fc147aeb52f2bb610ce"/>
       <w:r>
         <w:t xml:space="preserve">m10 — Screen Inventory 2.1.6 entry-point phrasing</w:t>
       </w:r>
-      <w:bookmarkEnd w:id="35"/>
     </w:p>
     <w:p>
       <w:pPr>
@@ -2062,13 +1880,7 @@
         <w:t xml:space="preserve"> </w:t>
       </w:r>
       <w:r>
-        <w:t xml:space="preserve">“</w:t>
-      </w:r>
-      <w:r>
-        <w:t xml:space="preserve">first login post-launch (optional)</w:t>
-      </w:r>
-      <w:r>
-        <w:t xml:space="preserve">”</w:t>
+        <w:t xml:space="preserve">“first login post-launch (optional)”</w:t>
       </w:r>
       <w:r>
         <w:t xml:space="preserve"> </w:t>
@@ -2080,13 +1892,7 @@
         <w:t xml:space="preserve"> </w:t>
       </w:r>
       <w:r>
-        <w:t xml:space="preserve">“</w:t>
-      </w:r>
-      <w:r>
-        <w:t xml:space="preserve">we may prompt MFA at first login after MVP launches.</w:t>
-      </w:r>
-      <w:r>
-        <w:t xml:space="preserve">”</w:t>
+        <w:t xml:space="preserve">“we may prompt MFA at first login after MVP launches.”</w:t>
       </w:r>
       <w:r>
         <w:t xml:space="preserve"> </w:t>
@@ -2095,13 +1901,7 @@
         <w:t xml:space="preserve">Either rephrase clearly (</w:t>
       </w:r>
       <w:r>
-        <w:t xml:space="preserve">“</w:t>
-      </w:r>
-      <w:r>
-        <w:t xml:space="preserve">Optional prompt at any login session in MVP</w:t>
-      </w:r>
-      <w:r>
-        <w:t xml:space="preserve">”</w:t>
+        <w:t xml:space="preserve">“Optional prompt at any login session in MVP”</w:t>
       </w:r>
       <w:r>
         <w:t xml:space="preserve">) or remove the entry point — Security Settings access is sufficient.</w:t>
@@ -2114,15 +1914,16 @@
         </w:pict>
       </w:r>
     </w:p>
+    <w:bookmarkEnd w:id="22"/>
+    <w:bookmarkEnd w:id="23"/>
+    <w:bookmarkStart w:id="24" w:name="non-conflicts-verified-consistent"/>
     <w:p>
       <w:pPr>
         <w:pStyle w:val="Heading2"/>
       </w:pPr>
-      <w:bookmarkStart w:id="36" w:name="non-conflicts-verified-consistent"/>
       <w:r>
         <w:t xml:space="preserve">Non-Conflicts (Verified Consistent)</w:t>
       </w:r>
-      <w:bookmarkEnd w:id="36"/>
     </w:p>
     <w:p>
       <w:pPr>
@@ -2134,309 +1935,322 @@
     </w:p>
     <w:p>
       <w:pPr>
+        <w:pStyle w:val="Compact"/>
         <w:numPr>
           <w:ilvl w:val="0"/>
           <w:numId w:val="1003"/>
         </w:numPr>
+      </w:pPr>
+      <w:r>
+        <w:rPr>
+          <w:b/>
+          <w:bCs/>
+        </w:rPr>
+        <w:t xml:space="preserve">No client billing / no planning fees</w:t>
+      </w:r>
+      <w:r>
+        <w:t xml:space="preserve"> </w:t>
+      </w:r>
+      <w:r>
+        <w:t xml:space="preserve">— BRD 10.5, Screen Inventory 2.0.2 FAQ, Data Model (no Invoice entity).</w:t>
+      </w:r>
+    </w:p>
+    <w:p>
+      <w:pPr>
         <w:pStyle w:val="Compact"/>
-      </w:pPr>
-      <w:r>
-        <w:rPr>
-          <w:b/>
-        </w:rPr>
-        <w:t xml:space="preserve">No client billing / no planning fees</w:t>
-      </w:r>
-      <w:r>
-        <w:t xml:space="preserve"> </w:t>
-      </w:r>
-      <w:r>
-        <w:t xml:space="preserve">— BRD 10.5, Screen Inventory 2.0.2 FAQ, Data Model (no Invoice entity).</w:t>
-      </w:r>
-    </w:p>
-    <w:p>
-      <w:pPr>
         <w:numPr>
           <w:ilvl w:val="0"/>
           <w:numId w:val="1003"/>
         </w:numPr>
+      </w:pPr>
+      <w:r>
+        <w:rPr>
+          <w:b/>
+          <w:bCs/>
+        </w:rPr>
+        <w:t xml:space="preserve">Story-Tail not merchant of record</w:t>
+      </w:r>
+      <w:r>
+        <w:t xml:space="preserve"> </w:t>
+      </w:r>
+      <w:r>
+        <w:t xml:space="preserve">— consistently stated in BRD 10.1 and Data Model 18.1.</w:t>
+      </w:r>
+    </w:p>
+    <w:p>
+      <w:pPr>
         <w:pStyle w:val="Compact"/>
-      </w:pPr>
-      <w:r>
-        <w:rPr>
-          <w:b/>
-        </w:rPr>
-        <w:t xml:space="preserve">Story-Tail not merchant of record</w:t>
-      </w:r>
-      <w:r>
-        <w:t xml:space="preserve"> </w:t>
-      </w:r>
-      <w:r>
-        <w:t xml:space="preserve">— consistently stated in BRD 10.1 and Data Model 18.1.</w:t>
-      </w:r>
-    </w:p>
-    <w:p>
-      <w:pPr>
         <w:numPr>
           <w:ilvl w:val="0"/>
           <w:numId w:val="1003"/>
         </w:numPr>
+      </w:pPr>
+      <w:r>
+        <w:rPr>
+          <w:b/>
+          <w:bCs/>
+        </w:rPr>
+        <w:t xml:space="preserve">PCI scope: SAQ A target, no PAN stored</w:t>
+      </w:r>
+      <w:r>
+        <w:t xml:space="preserve"> </w:t>
+      </w:r>
+      <w:r>
+        <w:t xml:space="preserve">— BRD 10.3, Data Model 18.1.</w:t>
+      </w:r>
+    </w:p>
+    <w:p>
+      <w:pPr>
         <w:pStyle w:val="Compact"/>
-      </w:pPr>
-      <w:r>
-        <w:rPr>
-          <w:b/>
-        </w:rPr>
-        <w:t xml:space="preserve">PCI scope: SAQ A target, no PAN stored</w:t>
-      </w:r>
-      <w:r>
-        <w:t xml:space="preserve"> </w:t>
-      </w:r>
-      <w:r>
-        <w:t xml:space="preserve">— BRD 10.3, Data Model 18.1.</w:t>
-      </w:r>
-    </w:p>
-    <w:p>
-      <w:pPr>
         <w:numPr>
           <w:ilvl w:val="0"/>
           <w:numId w:val="1003"/>
         </w:numPr>
+      </w:pPr>
+      <w:r>
+        <w:rPr>
+          <w:b/>
+          <w:bCs/>
+        </w:rPr>
+        <w:t xml:space="preserve">Stripe as tokenization vendor</w:t>
+      </w:r>
+      <w:r>
+        <w:t xml:space="preserve"> </w:t>
+      </w:r>
+      <w:r>
+        <w:t xml:space="preserve">— BRD 10.2, Data Model 9.1 + 21.4.</w:t>
+      </w:r>
+    </w:p>
+    <w:p>
+      <w:pPr>
         <w:pStyle w:val="Compact"/>
-      </w:pPr>
-      <w:r>
-        <w:rPr>
-          <w:b/>
-        </w:rPr>
-        <w:t xml:space="preserve">Stripe as tokenization vendor</w:t>
-      </w:r>
-      <w:r>
-        <w:t xml:space="preserve"> </w:t>
-      </w:r>
-      <w:r>
-        <w:t xml:space="preserve">— BRD 10.2, Data Model 9.1 + 21.4.</w:t>
-      </w:r>
-    </w:p>
-    <w:p>
-      <w:pPr>
         <w:numPr>
           <w:ilvl w:val="0"/>
           <w:numId w:val="1003"/>
         </w:numPr>
+      </w:pPr>
+      <w:r>
+        <w:rPr>
+          <w:b/>
+          <w:bCs/>
+        </w:rPr>
+        <w:t xml:space="preserve">MFA: optional for clients, required for agents</w:t>
+      </w:r>
+      <w:r>
+        <w:t xml:space="preserve"> </w:t>
+      </w:r>
+      <w:r>
+        <w:t xml:space="preserve">— BRD 6.1 + 11, Screen Inventory 2.1.6 / 3.1.6, Data Model 5.1 (</w:t>
+      </w:r>
+      <w:r>
+        <w:rPr>
+          <w:rStyle w:val="VerbatimChar"/>
+        </w:rPr>
+        <w:t xml:space="preserve">mfa_required</w:t>
+      </w:r>
+      <w:r>
+        <w:t xml:space="preserve"> </w:t>
+      </w:r>
+      <w:r>
+        <w:t xml:space="preserve">defaults false, true for agents).</w:t>
+      </w:r>
+    </w:p>
+    <w:p>
+      <w:pPr>
         <w:pStyle w:val="Compact"/>
-      </w:pPr>
-      <w:r>
-        <w:rPr>
-          <w:b/>
-        </w:rPr>
-        <w:t xml:space="preserve">MFA: optional for clients, required for agents</w:t>
-      </w:r>
-      <w:r>
-        <w:t xml:space="preserve"> </w:t>
-      </w:r>
-      <w:r>
-        <w:t xml:space="preserve">— BRD 6.1 + 11, Screen Inventory 2.1.6 / 3.1.6, Data Model 5.1 (</w:t>
-      </w:r>
-      <w:r>
-        <w:rPr>
-          <w:rStyle w:val="VerbatimChar"/>
-        </w:rPr>
-        <w:t xml:space="preserve">mfa_required</w:t>
-      </w:r>
-      <w:r>
-        <w:t xml:space="preserve"> </w:t>
-      </w:r>
-      <w:r>
-        <w:t xml:space="preserve">defaults false, true for agents).</w:t>
-      </w:r>
-    </w:p>
-    <w:p>
-      <w:pPr>
         <w:numPr>
           <w:ilvl w:val="0"/>
           <w:numId w:val="1003"/>
         </w:numPr>
+      </w:pPr>
+      <w:r>
+        <w:rPr>
+          <w:b/>
+          <w:bCs/>
+        </w:rPr>
+        <w:t xml:space="preserve">Inteletravel: no public API, CSV import</w:t>
+      </w:r>
+      <w:r>
+        <w:t xml:space="preserve"> </w:t>
+      </w:r>
+      <w:r>
+        <w:t xml:space="preserve">— BRD 9.7 + 16, Screen Inventory 3.7.5, Data Model 10.2.</w:t>
+      </w:r>
+    </w:p>
+    <w:p>
+      <w:pPr>
         <w:pStyle w:val="Compact"/>
-      </w:pPr>
-      <w:r>
-        <w:rPr>
-          <w:b/>
-        </w:rPr>
-        <w:t xml:space="preserve">Inteletravel: no public API, CSV import</w:t>
-      </w:r>
-      <w:r>
-        <w:t xml:space="preserve"> </w:t>
-      </w:r>
-      <w:r>
-        <w:t xml:space="preserve">— BRD 9.7 + 16, Screen Inventory 3.7.5, Data Model 10.2.</w:t>
-      </w:r>
-    </w:p>
-    <w:p>
-      <w:pPr>
         <w:numPr>
           <w:ilvl w:val="0"/>
           <w:numId w:val="1003"/>
         </w:numPr>
+      </w:pPr>
+      <w:r>
+        <w:rPr>
+          <w:b/>
+          <w:bCs/>
+        </w:rPr>
+        <w:t xml:space="preserve">Tech stack: Kotlin Multiplatform + Compose Multiplatform + Ktor + Postgres + Stripe</w:t>
+      </w:r>
+      <w:r>
+        <w:t xml:space="preserve"> </w:t>
+      </w:r>
+      <w:r>
+        <w:t xml:space="preserve">— BRD 15, Data Model 21 + 22.</w:t>
+      </w:r>
+    </w:p>
+    <w:p>
+      <w:pPr>
         <w:pStyle w:val="Compact"/>
-      </w:pPr>
-      <w:r>
-        <w:rPr>
-          <w:b/>
-        </w:rPr>
-        <w:t xml:space="preserve">Tech stack: Kotlin Multiplatform + Compose Multiplatform + Ktor + Postgres + Stripe</w:t>
-      </w:r>
-      <w:r>
-        <w:t xml:space="preserve"> </w:t>
-      </w:r>
-      <w:r>
-        <w:t xml:space="preserve">— BRD 15, Data Model 21 + 22.</w:t>
-      </w:r>
-    </w:p>
-    <w:p>
-      <w:pPr>
         <w:numPr>
           <w:ilvl w:val="0"/>
           <w:numId w:val="1003"/>
         </w:numPr>
+      </w:pPr>
+      <w:r>
+        <w:rPr>
+          <w:b/>
+          <w:bCs/>
+        </w:rPr>
+        <w:t xml:space="preserve">Trip status enum: Inquiry → Proposal → Booked → In Progress → Completed → Cancelled</w:t>
+      </w:r>
+      <w:r>
+        <w:t xml:space="preserve"> </w:t>
+      </w:r>
+      <w:r>
+        <w:t xml:space="preserve">— BRD 12, Data Model 8.2, Screen Inventory 3.2.2 (Pipeline columns).</w:t>
+      </w:r>
+    </w:p>
+    <w:p>
+      <w:pPr>
         <w:pStyle w:val="Compact"/>
-      </w:pPr>
-      <w:r>
-        <w:rPr>
-          <w:b/>
-        </w:rPr>
-        <w:t xml:space="preserve">Trip status enum: Inquiry → Proposal → Booked → In Progress → Completed → Cancelled</w:t>
-      </w:r>
-      <w:r>
-        <w:t xml:space="preserve"> </w:t>
-      </w:r>
-      <w:r>
-        <w:t xml:space="preserve">— BRD 12, Data Model 8.2, Screen Inventory 3.2.2 (Pipeline columns).</w:t>
-      </w:r>
-    </w:p>
-    <w:p>
-      <w:pPr>
         <w:numPr>
           <w:ilvl w:val="0"/>
           <w:numId w:val="1003"/>
         </w:numPr>
+      </w:pPr>
+      <w:r>
+        <w:rPr>
+          <w:b/>
+          <w:bCs/>
+        </w:rPr>
+        <w:t xml:space="preserve">Multi-agent platform support as Phase 3</w:t>
+      </w:r>
+      <w:r>
+        <w:t xml:space="preserve"> </w:t>
+      </w:r>
+      <w:r>
+        <w:t xml:space="preserve">— BRD 13.3, Screen Inventory 3.1 preamble, Data Model</w:t>
+      </w:r>
+      <w:r>
+        <w:t xml:space="preserve"> </w:t>
+      </w:r>
+      <w:r>
+        <w:rPr>
+          <w:rStyle w:val="VerbatimChar"/>
+        </w:rPr>
+        <w:t xml:space="preserve">AgentInvitation</w:t>
+      </w:r>
+      <w:r>
+        <w:t xml:space="preserve"> </w:t>
+      </w:r>
+      <w:r>
+        <w:t xml:space="preserve">P3.</w:t>
+      </w:r>
+    </w:p>
+    <w:p>
+      <w:pPr>
         <w:pStyle w:val="Compact"/>
-      </w:pPr>
-      <w:r>
-        <w:rPr>
-          <w:b/>
-        </w:rPr>
-        <w:t xml:space="preserve">Multi-agent platform support as Phase 3</w:t>
-      </w:r>
-      <w:r>
-        <w:t xml:space="preserve"> </w:t>
-      </w:r>
-      <w:r>
-        <w:t xml:space="preserve">— BRD 13.3, Screen Inventory 3.1 preamble, Data Model</w:t>
-      </w:r>
-      <w:r>
-        <w:t xml:space="preserve"> </w:t>
-      </w:r>
-      <w:r>
-        <w:rPr>
-          <w:rStyle w:val="VerbatimChar"/>
-        </w:rPr>
-        <w:t xml:space="preserve">AgentInvitation</w:t>
-      </w:r>
-      <w:r>
-        <w:t xml:space="preserve"> </w:t>
-      </w:r>
-      <w:r>
-        <w:t xml:space="preserve">P3.</w:t>
-      </w:r>
-    </w:p>
-    <w:p>
-      <w:pPr>
         <w:numPr>
           <w:ilvl w:val="0"/>
           <w:numId w:val="1003"/>
         </w:numPr>
+      </w:pPr>
+      <w:r>
+        <w:rPr>
+          <w:b/>
+          <w:bCs/>
+        </w:rPr>
+        <w:t xml:space="preserve">Card reveal audit + MFA step-up</w:t>
+      </w:r>
+      <w:r>
+        <w:t xml:space="preserve"> </w:t>
+      </w:r>
+      <w:r>
+        <w:t xml:space="preserve">— BRD 10.3 + 10.4, Screen Inventory 3.6.4, Data Model 18.4.</w:t>
+      </w:r>
+    </w:p>
+    <w:p>
+      <w:pPr>
         <w:pStyle w:val="Compact"/>
-      </w:pPr>
-      <w:r>
-        <w:rPr>
-          <w:b/>
-        </w:rPr>
-        <w:t xml:space="preserve">Card reveal audit + MFA step-up</w:t>
-      </w:r>
-      <w:r>
-        <w:t xml:space="preserve"> </w:t>
-      </w:r>
-      <w:r>
-        <w:t xml:space="preserve">— BRD 10.3 + 10.4, Screen Inventory 3.6.4, Data Model 18.4.</w:t>
-      </w:r>
-    </w:p>
-    <w:p>
-      <w:pPr>
         <w:numPr>
           <w:ilvl w:val="0"/>
           <w:numId w:val="1003"/>
         </w:numPr>
+      </w:pPr>
+      <w:r>
+        <w:rPr>
+          <w:b/>
+          <w:bCs/>
+        </w:rPr>
+        <w:t xml:space="preserve">App at storytailadventures.vercel.app vs marketing site at adventures.story-tail.com</w:t>
+      </w:r>
+      <w:r>
+        <w:t xml:space="preserve"> </w:t>
+      </w:r>
+      <w:r>
+        <w:t xml:space="preserve">— BRD 4.2, Screen Inventory 2.0 preamble.</w:t>
+      </w:r>
+    </w:p>
+    <w:p>
+      <w:pPr>
         <w:pStyle w:val="Compact"/>
-      </w:pPr>
-      <w:r>
-        <w:rPr>
-          <w:b/>
-        </w:rPr>
-        <w:t xml:space="preserve">App subdomain at app.story-tail.com vs marketing site at adventures.story-tail.com</w:t>
-      </w:r>
-      <w:r>
-        <w:t xml:space="preserve"> </w:t>
-      </w:r>
-      <w:r>
-        <w:t xml:space="preserve">— BRD 4.2, Screen Inventory 2.0 preamble.</w:t>
-      </w:r>
-    </w:p>
-    <w:p>
-      <w:pPr>
         <w:numPr>
           <w:ilvl w:val="0"/>
           <w:numId w:val="1003"/>
         </w:numPr>
+      </w:pPr>
+      <w:r>
+        <w:rPr>
+          <w:b/>
+          <w:bCs/>
+        </w:rPr>
+        <w:t xml:space="preserve">Travel API recommendations (Amadeus, Hotelbeds, Viator, Widgety)</w:t>
+      </w:r>
+      <w:r>
+        <w:t xml:space="preserve"> </w:t>
+      </w:r>
+      <w:r>
+        <w:t xml:space="preserve">— BRD Section 9, Screen Inventory components, Data Model</w:t>
+      </w:r>
+      <w:r>
+        <w:t xml:space="preserve"> </w:t>
+      </w:r>
+      <w:r>
+        <w:rPr>
+          <w:rStyle w:val="VerbatimChar"/>
+        </w:rPr>
+        <w:t xml:space="preserve">TripComponent.api_source</w:t>
+      </w:r>
+      <w:r>
+        <w:t xml:space="preserve"> </w:t>
+      </w:r>
+      <w:r>
+        <w:t xml:space="preserve">enum.</w:t>
+      </w:r>
+    </w:p>
+    <w:p>
+      <w:pPr>
         <w:pStyle w:val="Compact"/>
-      </w:pPr>
-      <w:r>
-        <w:rPr>
-          <w:b/>
-        </w:rPr>
-        <w:t xml:space="preserve">Travel API recommendations (Amadeus, Hotelbeds, Viator, Widgety)</w:t>
-      </w:r>
-      <w:r>
-        <w:t xml:space="preserve"> </w:t>
-      </w:r>
-      <w:r>
-        <w:t xml:space="preserve">— BRD Section 9, Screen Inventory components, Data Model</w:t>
-      </w:r>
-      <w:r>
-        <w:t xml:space="preserve"> </w:t>
-      </w:r>
-      <w:r>
-        <w:rPr>
-          <w:rStyle w:val="VerbatimChar"/>
-        </w:rPr>
-        <w:t xml:space="preserve">TripComponent.api_source</w:t>
-      </w:r>
-      <w:r>
-        <w:t xml:space="preserve"> </w:t>
-      </w:r>
-      <w:r>
-        <w:t xml:space="preserve">enum.</w:t>
-      </w:r>
-    </w:p>
-    <w:p>
-      <w:pPr>
         <w:numPr>
           <w:ilvl w:val="0"/>
           <w:numId w:val="1003"/>
         </w:numPr>
-        <w:pStyle w:val="Compact"/>
-      </w:pPr>
-      <w:r>
-        <w:rPr>
-          <w:b/>
+      </w:pPr>
+      <w:r>
+        <w:rPr>
+          <w:b/>
+          <w:bCs/>
         </w:rPr>
         <w:t xml:space="preserve">Brand palette (Sunset Gold #F5A623, Ocean Blue #1565C0, Deep Navy #0D2137)</w:t>
       </w:r>
@@ -2454,15 +2268,15 @@
         </w:pict>
       </w:r>
     </w:p>
+    <w:bookmarkEnd w:id="24"/>
+    <w:bookmarkStart w:id="25" w:name="recommended-actions"/>
     <w:p>
       <w:pPr>
         <w:pStyle w:val="Heading2"/>
       </w:pPr>
-      <w:bookmarkStart w:id="37" w:name="recommended-actions"/>
       <w:r>
         <w:t xml:space="preserve">Recommended Actions</w:t>
       </w:r>
-      <w:bookmarkEnd w:id="37"/>
     </w:p>
     <w:p>
       <w:pPr>
@@ -2474,132 +2288,131 @@
     </w:p>
     <w:p>
       <w:pPr>
+        <w:pStyle w:val="Compact"/>
         <w:numPr>
           <w:ilvl w:val="0"/>
           <w:numId w:val="1004"/>
         </w:numPr>
+      </w:pPr>
+      <w:r>
+        <w:rPr>
+          <w:b/>
+          <w:bCs/>
+        </w:rPr>
+        <w:t xml:space="preserve">(M1)</w:t>
+      </w:r>
+      <w:r>
+        <w:t xml:space="preserve"> </w:t>
+      </w:r>
+      <w:r>
+        <w:t xml:space="preserve">Move</w:t>
+      </w:r>
+      <w:r>
+        <w:t xml:space="preserve"> </w:t>
+      </w:r>
+      <w:r>
+        <w:t xml:space="preserve">“group trip coordination”</w:t>
+      </w:r>
+      <w:r>
+        <w:t xml:space="preserve"> </w:t>
+      </w:r>
+      <w:r>
+        <w:t xml:space="preserve">from BRD Phase 4 to Phase 3. Add a single sentence to BRD Trip Builder section distinguishing trip-type</w:t>
+      </w:r>
+      <w:r>
+        <w:t xml:space="preserve"> </w:t>
+      </w:r>
+      <w:r>
+        <w:rPr>
+          <w:rStyle w:val="VerbatimChar"/>
+        </w:rPr>
+        <w:t xml:space="preserve">group</w:t>
+      </w:r>
+      <w:r>
+        <w:t xml:space="preserve"> </w:t>
+      </w:r>
+      <w:r>
+        <w:t xml:space="preserve">from Group Trip Coordination.</w:t>
+      </w:r>
+    </w:p>
+    <w:p>
+      <w:pPr>
         <w:pStyle w:val="Compact"/>
-      </w:pPr>
-      <w:r>
-        <w:rPr>
-          <w:b/>
-        </w:rPr>
-        <w:t xml:space="preserve">(M1)</w:t>
-      </w:r>
-      <w:r>
-        <w:t xml:space="preserve"> </w:t>
-      </w:r>
-      <w:r>
-        <w:t xml:space="preserve">Move</w:t>
-      </w:r>
-      <w:r>
-        <w:t xml:space="preserve"> </w:t>
-      </w:r>
-      <w:r>
-        <w:t xml:space="preserve">“</w:t>
-      </w:r>
-      <w:r>
-        <w:t xml:space="preserve">group trip coordination</w:t>
-      </w:r>
-      <w:r>
-        <w:t xml:space="preserve">”</w:t>
-      </w:r>
-      <w:r>
-        <w:t xml:space="preserve"> </w:t>
-      </w:r>
-      <w:r>
-        <w:t xml:space="preserve">from BRD Phase 4 to Phase 3. Add a single sentence to BRD Trip Builder section distinguishing trip-type</w:t>
-      </w:r>
-      <w:r>
-        <w:t xml:space="preserve"> </w:t>
-      </w:r>
-      <w:r>
-        <w:rPr>
-          <w:rStyle w:val="VerbatimChar"/>
-        </w:rPr>
-        <w:t xml:space="preserve">group</w:t>
-      </w:r>
-      <w:r>
-        <w:t xml:space="preserve"> </w:t>
-      </w:r>
-      <w:r>
-        <w:t xml:space="preserve">from Group Trip Coordination.</w:t>
-      </w:r>
-    </w:p>
-    <w:p>
-      <w:pPr>
         <w:numPr>
           <w:ilvl w:val="0"/>
           <w:numId w:val="1004"/>
         </w:numPr>
+      </w:pPr>
+      <w:r>
+        <w:rPr>
+          <w:b/>
+          <w:bCs/>
+        </w:rPr>
+        <w:t xml:space="preserve">(M2)</w:t>
+      </w:r>
+      <w:r>
+        <w:t xml:space="preserve"> </w:t>
+      </w:r>
+      <w:r>
+        <w:t xml:space="preserve">Add a phase note to Screen Inventory sections 3.4.5–3.4.8: the API search tabs are Phase 2; manual entry is the MVP path.</w:t>
+      </w:r>
+    </w:p>
+    <w:p>
+      <w:pPr>
         <w:pStyle w:val="Compact"/>
-      </w:pPr>
-      <w:r>
-        <w:rPr>
-          <w:b/>
-        </w:rPr>
-        <w:t xml:space="preserve">(M2)</w:t>
-      </w:r>
-      <w:r>
-        <w:t xml:space="preserve"> </w:t>
-      </w:r>
-      <w:r>
-        <w:t xml:space="preserve">Add a phase note to Screen Inventory sections 3.4.5–3.4.8: the API search tabs are Phase 2; manual entry is the MVP path.</w:t>
-      </w:r>
-    </w:p>
-    <w:p>
-      <w:pPr>
         <w:numPr>
           <w:ilvl w:val="0"/>
           <w:numId w:val="1004"/>
         </w:numPr>
+      </w:pPr>
+      <w:r>
+        <w:rPr>
+          <w:b/>
+          <w:bCs/>
+        </w:rPr>
+        <w:t xml:space="preserve">(M3)</w:t>
+      </w:r>
+      <w:r>
+        <w:t xml:space="preserve"> </w:t>
+      </w:r>
+      <w:r>
+        <w:t xml:space="preserve">Add a phase note to Screen Inventory 2.7.1 (Offline Itinerary): Phase 3. Add a note to Data Model 21.5 distinguishing offline cache architecture (MVP) from offline UI (Phase 3).</w:t>
+      </w:r>
+    </w:p>
+    <w:p>
+      <w:pPr>
         <w:pStyle w:val="Compact"/>
-      </w:pPr>
-      <w:r>
-        <w:rPr>
-          <w:b/>
-        </w:rPr>
-        <w:t xml:space="preserve">(M3)</w:t>
-      </w:r>
-      <w:r>
-        <w:t xml:space="preserve"> </w:t>
-      </w:r>
-      <w:r>
-        <w:t xml:space="preserve">Add a phase note to Screen Inventory 2.7.1 (Offline Itinerary): Phase 3. Add a note to Data Model 21.5 distinguishing offline cache architecture (MVP) from offline UI (Phase 3).</w:t>
-      </w:r>
-    </w:p>
-    <w:p>
-      <w:pPr>
         <w:numPr>
           <w:ilvl w:val="0"/>
           <w:numId w:val="1004"/>
         </w:numPr>
+      </w:pPr>
+      <w:r>
+        <w:rPr>
+          <w:b/>
+          <w:bCs/>
+        </w:rPr>
+        <w:t xml:space="preserve">(M4)</w:t>
+      </w:r>
+      <w:r>
+        <w:t xml:space="preserve"> </w:t>
+      </w:r>
+      <w:r>
+        <w:t xml:space="preserve">Add Phase 2 preambles to Screen Inventory sections 2.0, 2.3, and 3.8. Consider adding per-screen phase markers.</w:t>
+      </w:r>
+    </w:p>
+    <w:p>
+      <w:pPr>
         <w:pStyle w:val="Compact"/>
-      </w:pPr>
-      <w:r>
-        <w:rPr>
-          <w:b/>
-        </w:rPr>
-        <w:t xml:space="preserve">(M4)</w:t>
-      </w:r>
-      <w:r>
-        <w:t xml:space="preserve"> </w:t>
-      </w:r>
-      <w:r>
-        <w:t xml:space="preserve">Add Phase 2 preambles to Screen Inventory sections 2.0, 2.3, and 3.8. Consider adding per-screen phase markers.</w:t>
-      </w:r>
-    </w:p>
-    <w:p>
-      <w:pPr>
         <w:numPr>
           <w:ilvl w:val="0"/>
           <w:numId w:val="1004"/>
         </w:numPr>
-        <w:pStyle w:val="Compact"/>
-      </w:pPr>
-      <w:r>
-        <w:rPr>
-          <w:b/>
+      </w:pPr>
+      <w:r>
+        <w:rPr>
+          <w:b/>
+          <w:bCs/>
         </w:rPr>
         <w:t xml:space="preserve">(m5–m10)</w:t>
       </w:r>
@@ -2625,15 +2438,15 @@
         </w:pict>
       </w:r>
     </w:p>
+    <w:bookmarkEnd w:id="25"/>
+    <w:bookmarkStart w:id="31" w:name="pass-2-findings-applied"/>
     <w:p>
       <w:pPr>
         <w:pStyle w:val="Heading2"/>
       </w:pPr>
-      <w:bookmarkStart w:id="38" w:name="pass-2-findings-applied"/>
       <w:r>
         <w:t xml:space="preserve">Pass 2 Findings (Applied)</w:t>
       </w:r>
-      <w:bookmarkEnd w:id="38"/>
     </w:p>
     <w:p>
       <w:pPr>
@@ -2643,15 +2456,14 @@
         <w:t xml:space="preserve">The second sweep focused on whether the deeper payment-workflow discoveries from later in the conversation made it into the documents that depend on them.</w:t>
       </w:r>
     </w:p>
+    <w:bookmarkStart w:id="26" w:name="X651f90075af096e6bc027bc9a846b30cfca5af8"/>
     <w:p>
       <w:pPr>
         <w:pStyle w:val="Heading3"/>
       </w:pPr>
-      <w:bookmarkStart w:id="39" w:name="X651f90075af096e6bc027bc9a846b30cfca5af8"/>
       <w:r>
         <w:t xml:space="preserve">P2-1 — BRD §10.4 was hand-wavy on the supplier-pay workflow ✅ Applied</w:t>
       </w:r>
-      <w:bookmarkEnd w:id="39"/>
     </w:p>
     <w:p>
       <w:pPr>
@@ -2661,13 +2473,7 @@
         <w:t xml:space="preserve">The original Section 10.4 described the supplier-pay workflow generically (</w:t>
       </w:r>
       <w:r>
-        <w:t xml:space="preserve">“</w:t>
-      </w:r>
-      <w:r>
-        <w:t xml:space="preserve">the advisor can retrieve the card details for legitimate use through a controlled mechanism</w:t>
-      </w:r>
-      <w:r>
-        <w:t xml:space="preserve">”</w:t>
+        <w:t xml:space="preserve">“the advisor can retrieve the card details for legitimate use through a controlled mechanism”</w:t>
       </w:r>
       <w:r>
         <w:t xml:space="preserve">). It didn’t name Stripe SetupIntent, Stripe Vault and Forward, or the critical API-supplier vs portal-supplier distinction.</w:t>
@@ -2680,6 +2486,7 @@
       <w:r>
         <w:rPr>
           <w:b/>
+          <w:bCs/>
         </w:rPr>
         <w:t xml:space="preserve">Fix:</w:t>
       </w:r>
@@ -2705,11 +2512,12 @@
         <w:t xml:space="preserve">field and Tech Recommendations §4 for the full rationale.</w:t>
       </w:r>
     </w:p>
+    <w:bookmarkEnd w:id="26"/>
+    <w:bookmarkStart w:id="27" w:name="X91b30ab1491052aba934bf6df0c211b0fe849bf"/>
     <w:p>
       <w:pPr>
         <w:pStyle w:val="Heading3"/>
       </w:pPr>
-      <w:bookmarkStart w:id="40" w:name="X91b30ab1491052aba934bf6df0c211b0fe849bf"/>
       <w:r>
         <w:t xml:space="preserve">P2-2 — Data Model</w:t>
       </w:r>
@@ -2728,7 +2536,6 @@
       <w:r>
         <w:t xml:space="preserve">entity didn’t track payment method type ✅ Applied</w:t>
       </w:r>
-      <w:bookmarkEnd w:id="40"/>
     </w:p>
     <w:p>
       <w:pPr>
@@ -2758,6 +2565,7 @@
       <w:r>
         <w:rPr>
           <w:i/>
+          <w:iCs/>
         </w:rPr>
         <w:t xml:space="preserve">how that supplier accepts payments</w:t>
       </w:r>
@@ -2772,6 +2580,7 @@
       <w:r>
         <w:rPr>
           <w:b/>
+          <w:bCs/>
         </w:rPr>
         <w:t xml:space="preserve">Fix:</w:t>
       </w:r>
@@ -2878,11 +2687,12 @@
         <w:t xml:space="preserve">enum to §17. This wires the data model to the new BRD §10.4 workflow.</w:t>
       </w:r>
     </w:p>
+    <w:bookmarkEnd w:id="27"/>
+    <w:bookmarkStart w:id="28" w:name="Xab84da8bcd2e3e5f9305e9392167afc1cbf506c"/>
     <w:p>
       <w:pPr>
         <w:pStyle w:val="Heading3"/>
       </w:pPr>
-      <w:bookmarkStart w:id="41" w:name="Xab84da8bcd2e3e5f9305e9392167afc1cbf506c"/>
       <w:r>
         <w:t xml:space="preserve">P2-3 — Agent entity was missing</w:t>
       </w:r>
@@ -2901,7 +2711,6 @@
       <w:r>
         <w:t xml:space="preserve">✅ Applied</w:t>
       </w:r>
-      <w:bookmarkEnd w:id="41"/>
     </w:p>
     <w:p>
       <w:pPr>
@@ -2918,6 +2727,7 @@
       <w:r>
         <w:rPr>
           <w:b/>
+          <w:bCs/>
         </w:rPr>
         <w:t xml:space="preserve">Fix:</w:t>
       </w:r>
@@ -2943,15 +2753,15 @@
         <w:t xml:space="preserve">text field (nullable, PII-Public) to Agent (§7.1).</w:t>
       </w:r>
     </w:p>
+    <w:bookmarkEnd w:id="28"/>
+    <w:bookmarkStart w:id="29" w:name="Xeeebada0ba428c7da194a06d2270e858e710c7c"/>
     <w:p>
       <w:pPr>
         <w:pStyle w:val="Heading3"/>
       </w:pPr>
-      <w:bookmarkStart w:id="42" w:name="Xeeebada0ba428c7da194a06d2270e858e710c7c"/>
       <w:r>
         <w:t xml:space="preserve">P2-4 — Tech Recommendations had no Spreedly mention or self-hosted-vault rationale ✅ Applied</w:t>
       </w:r>
-      <w:bookmarkEnd w:id="42"/>
     </w:p>
     <w:p>
       <w:pPr>
@@ -2992,6 +2802,7 @@
       <w:r>
         <w:rPr>
           <w:b/>
+          <w:bCs/>
         </w:rPr>
         <w:t xml:space="preserve">Fix:</w:t>
       </w:r>
@@ -3002,15 +2813,15 @@
         <w:t xml:space="preserve">Expanded §4 with three new subsections — 4.7 (Two Supplier Realities), 4.8 (Spreedly: When to Add a Second Vault), 4.9 (Why Not Build Our Own Vault, including the $60K–$180K/year self-hosted cost comparison). §4.10 is the consolidated PCI vendor stack.</w:t>
       </w:r>
     </w:p>
+    <w:bookmarkEnd w:id="29"/>
+    <w:bookmarkStart w:id="30" w:name="X9d3c541ab9c33ca5eaf78530d6fe78349ad3433"/>
     <w:p>
       <w:pPr>
         <w:pStyle w:val="Heading3"/>
       </w:pPr>
-      <w:bookmarkStart w:id="43" w:name="X9d3c541ab9c33ca5eaf78530d6fe78349ad3433"/>
       <w:r>
         <w:t xml:space="preserve">P2-5 — Tech Recommendations open questions missed the supplier payment-method survey ✅ Applied</w:t>
       </w:r>
-      <w:bookmarkEnd w:id="43"/>
     </w:p>
     <w:p>
       <w:pPr>
@@ -3027,6 +2838,7 @@
       <w:r>
         <w:rPr>
           <w:b/>
+          <w:bCs/>
         </w:rPr>
         <w:t xml:space="preserve">Fix:</w:t>
       </w:r>
@@ -3040,13 +2852,7 @@
         <w:t xml:space="preserve"> </w:t>
       </w:r>
       <w:r>
-        <w:t xml:space="preserve">“</w:t>
-      </w:r>
-      <w:r>
-        <w:t xml:space="preserve">Supplier payment-method survey</w:t>
-      </w:r>
-      <w:r>
-        <w:t xml:space="preserve">”</w:t>
+        <w:t xml:space="preserve">“Supplier payment-method survey”</w:t>
       </w:r>
       <w:r>
         <w:t xml:space="preserve"> </w:t>
@@ -3062,15 +2868,16 @@
         </w:pict>
       </w:r>
     </w:p>
+    <w:bookmarkEnd w:id="30"/>
+    <w:bookmarkEnd w:id="31"/>
+    <w:bookmarkStart w:id="32" w:name="X1cf9064e5d851903bc792c2b916df8e426c7950"/>
     <w:p>
       <w:pPr>
         <w:pStyle w:val="Heading2"/>
       </w:pPr>
-      <w:bookmarkStart w:id="44" w:name="X1cf9064e5d851903bc792c2b916df8e426c7950"/>
       <w:r>
         <w:t xml:space="preserve">Items NOT Applied (Deferred for User Decision)</w:t>
       </w:r>
-      <w:bookmarkEnd w:id="44"/>
     </w:p>
     <w:p>
       <w:pPr>
@@ -3082,36 +2889,38 @@
     </w:p>
     <w:p>
       <w:pPr>
+        <w:pStyle w:val="Compact"/>
         <w:numPr>
           <w:ilvl w:val="0"/>
           <w:numId w:val="1005"/>
         </w:numPr>
+      </w:pPr>
+      <w:r>
+        <w:rPr>
+          <w:b/>
+          <w:bCs/>
+        </w:rPr>
+        <w:t xml:space="preserve">Commit to Spreedly from day one vs at Phase 2.</w:t>
+      </w:r>
+      <w:r>
+        <w:t xml:space="preserve"> </w:t>
+      </w:r>
+      <w:r>
+        <w:t xml:space="preserve">The documents now describe both paths neutrally. The Tech Recommendations §4.8 recommends Stripe-only at MVP with a Spreedly migration in Phase 2 — but if the user prefers to start with Spreedly, that’s a one-paragraph swap.</w:t>
+      </w:r>
+    </w:p>
+    <w:p>
+      <w:pPr>
         <w:pStyle w:val="Compact"/>
-      </w:pPr>
-      <w:r>
-        <w:rPr>
-          <w:b/>
-        </w:rPr>
-        <w:t xml:space="preserve">Commit to Spreedly from day one vs at Phase 2.</w:t>
-      </w:r>
-      <w:r>
-        <w:t xml:space="preserve"> </w:t>
-      </w:r>
-      <w:r>
-        <w:t xml:space="preserve">The documents now describe both paths neutrally. The Tech Recommendations §4.8 recommends Stripe-only at MVP with a Spreedly migration in Phase 2 — but if the user prefers to start with Spreedly, that’s a one-paragraph swap.</w:t>
-      </w:r>
-    </w:p>
-    <w:p>
-      <w:pPr>
         <w:numPr>
           <w:ilvl w:val="0"/>
           <w:numId w:val="1005"/>
         </w:numPr>
-        <w:pStyle w:val="Compact"/>
-      </w:pPr>
-      <w:r>
-        <w:rPr>
-          <w:b/>
+      </w:pPr>
+      <w:r>
+        <w:rPr>
+          <w:b/>
+          <w:bCs/>
         </w:rPr>
         <w:t xml:space="preserve">Auth0 vs Supabase Auth final decision.</w:t>
       </w:r>
@@ -3129,15 +2938,15 @@
         </w:pict>
       </w:r>
     </w:p>
+    <w:bookmarkEnd w:id="32"/>
+    <w:bookmarkStart w:id="33" w:name="closing-note-updated"/>
     <w:p>
       <w:pPr>
         <w:pStyle w:val="Heading2"/>
       </w:pPr>
-      <w:bookmarkStart w:id="45" w:name="closing-note-updated"/>
       <w:r>
         <w:t xml:space="preserve">Closing Note (Updated)</w:t>
       </w:r>
-      <w:bookmarkEnd w:id="45"/>
     </w:p>
     <w:p>
       <w:pPr>
@@ -3169,11 +2978,18 @@
       <w:r>
         <w:rPr>
           <w:i/>
+          <w:iCs/>
         </w:rPr>
         <w:t xml:space="preserve">Story-Tail Adventures — Making Travel an Adventure</w:t>
       </w:r>
     </w:p>
-    <w:sectPr/>
+    <w:bookmarkEnd w:id="33"/>
+    <w:bookmarkEnd w:id="34"/>
+    <w:sectPr>
+      <w:footnotePr>
+        <w:numRestart w:val="eachSect"/>
+      </w:footnotePr>
+    </w:sectPr>
   </w:body>
 </w:document>
 </file>
@@ -3204,17 +3020,14 @@
 <file path=word/numbering.xml><?xml version="1.0" encoding="utf-8"?>
 <w:numbering xmlns:w="http://schemas.openxmlformats.org/wordprocessingml/2006/main">
   <w:abstractNum w:abstractNumId="990">
-    <w:nsid w:val="2c1ae401"/>
+    <w:nsid w:val="0000A990"/>
     <w:multiLevelType w:val="multilevel"/>
     <w:lvl w:ilvl="0">
       <w:numFmt w:val="bullet"/>
       <w:lvlText w:val=" "/>
       <w:lvlJc w:val="left"/>
       <w:pPr>
-        <w:tabs>
-          <w:tab w:val="num" w:pos="0"/>
-        </w:tabs>
-        <w:ind w:left="480" w:hanging="480"/>
+        <w:ind w:left="720" w:hanging="360"/>
       </w:pPr>
     </w:lvl>
     <w:lvl w:ilvl="1">
@@ -3222,10 +3035,7 @@
       <w:lvlText w:val=" "/>
       <w:lvlJc w:val="left"/>
       <w:pPr>
-        <w:tabs>
-          <w:tab w:val="num" w:pos="720"/>
-        </w:tabs>
-        <w:ind w:left="1200" w:hanging="480"/>
+        <w:ind w:left="1440" w:hanging="360"/>
       </w:pPr>
     </w:lvl>
     <w:lvl w:ilvl="2">
@@ -3233,10 +3043,7 @@
       <w:lvlText w:val=" "/>
       <w:lvlJc w:val="left"/>
       <w:pPr>
-        <w:tabs>
-          <w:tab w:val="num" w:pos="1440"/>
-        </w:tabs>
-        <w:ind w:left="1920" w:hanging="480"/>
+        <w:ind w:left="2160" w:hanging="360"/>
       </w:pPr>
     </w:lvl>
     <w:lvl w:ilvl="3">
@@ -3244,10 +3051,7 @@
       <w:lvlText w:val=" "/>
       <w:lvlJc w:val="left"/>
       <w:pPr>
-        <w:tabs>
-          <w:tab w:val="num" w:pos="2160"/>
-        </w:tabs>
-        <w:ind w:left="2640" w:hanging="480"/>
+        <w:ind w:left="2880" w:hanging="360"/>
       </w:pPr>
     </w:lvl>
     <w:lvl w:ilvl="4">
@@ -3255,10 +3059,7 @@
       <w:lvlText w:val=" "/>
       <w:lvlJc w:val="left"/>
       <w:pPr>
-        <w:tabs>
-          <w:tab w:val="num" w:pos="2880"/>
-        </w:tabs>
-        <w:ind w:left="3360" w:hanging="480"/>
+        <w:ind w:left="3600" w:hanging="360"/>
       </w:pPr>
     </w:lvl>
     <w:lvl w:ilvl="5">
@@ -3266,10 +3067,7 @@
       <w:lvlText w:val=" "/>
       <w:lvlJc w:val="left"/>
       <w:pPr>
-        <w:tabs>
-          <w:tab w:val="num" w:pos="3600"/>
-        </w:tabs>
-        <w:ind w:left="4080" w:hanging="480"/>
+        <w:ind w:left="4320" w:hanging="360"/>
       </w:pPr>
     </w:lvl>
     <w:lvl w:ilvl="6">
@@ -3277,10 +3075,7 @@
       <w:lvlText w:val=" "/>
       <w:lvlJc w:val="left"/>
       <w:pPr>
-        <w:tabs>
-          <w:tab w:val="num" w:pos="4320"/>
-        </w:tabs>
-        <w:ind w:left="4800" w:hanging="480"/>
+        <w:ind w:left="5040" w:hanging="360"/>
       </w:pPr>
     </w:lvl>
     <w:lvl w:ilvl="7">
@@ -3288,10 +3083,7 @@
       <w:lvlText w:val=" "/>
       <w:lvlJc w:val="left"/>
       <w:pPr>
-        <w:tabs>
-          <w:tab w:val="num" w:pos="5040"/>
-        </w:tabs>
-        <w:ind w:left="5520" w:hanging="480"/>
+        <w:ind w:left="5760" w:hanging="360"/>
       </w:pPr>
     </w:lvl>
     <w:lvl w:ilvl="8">
@@ -3299,118 +3091,115 @@
       <w:lvlText w:val=" "/>
       <w:lvlJc w:val="left"/>
       <w:pPr>
-        <w:tabs>
-          <w:tab w:val="num" w:pos="5760"/>
-        </w:tabs>
-        <w:ind w:left="6240" w:hanging="480"/>
+        <w:ind w:left="6480" w:hanging="360"/>
       </w:pPr>
     </w:lvl>
   </w:abstractNum>
   <w:abstractNum w:abstractNumId="991">
-    <w:nsid w:val="ea454b4c"/>
+    <w:nsid w:val="0000A991"/>
     <w:multiLevelType w:val="multilevel"/>
     <w:lvl w:ilvl="0">
       <w:numFmt w:val="bullet"/>
-      <w:lvlText w:val="•"/>
+      <w:lvlText w:val=""/>
       <w:lvlJc w:val="left"/>
       <w:pPr>
-        <w:tabs>
-          <w:tab w:val="num" w:pos="0"/>
-        </w:tabs>
-        <w:ind w:left="480" w:hanging="480"/>
-      </w:pPr>
+        <w:ind w:left="720" w:hanging="360"/>
+      </w:pPr>
+      <w:rPr>
+        <w:rFonts w:ascii="Symbol" w:hAnsi="Symbol" w:cs="Symbol" w:hint="default"/>
+      </w:rPr>
     </w:lvl>
     <w:lvl w:ilvl="1">
       <w:numFmt w:val="bullet"/>
-      <w:lvlText w:val="–"/>
+      <w:lvlText w:val="o"/>
       <w:lvlJc w:val="left"/>
       <w:pPr>
-        <w:tabs>
-          <w:tab w:val="num" w:pos="720"/>
-        </w:tabs>
-        <w:ind w:left="1200" w:hanging="480"/>
-      </w:pPr>
+        <w:ind w:left="1440" w:hanging="360"/>
+      </w:pPr>
+      <w:rPr>
+        <w:rFonts w:ascii="Courier New" w:hAnsi="Courier New" w:cs="Courier New" w:hint="default"/>
+      </w:rPr>
     </w:lvl>
     <w:lvl w:ilvl="2">
       <w:numFmt w:val="bullet"/>
-      <w:lvlText w:val="•"/>
+      <w:lvlText w:val=""/>
       <w:lvlJc w:val="left"/>
       <w:pPr>
-        <w:tabs>
-          <w:tab w:val="num" w:pos="1440"/>
-        </w:tabs>
-        <w:ind w:left="1920" w:hanging="480"/>
-      </w:pPr>
+        <w:ind w:left="2160" w:hanging="360"/>
+      </w:pPr>
+      <w:rPr>
+        <w:rFonts w:ascii="Wingdings" w:hAnsi="Wingdings" w:cs="Wingdings" w:hint="default"/>
+      </w:rPr>
     </w:lvl>
     <w:lvl w:ilvl="3">
       <w:numFmt w:val="bullet"/>
-      <w:lvlText w:val="–"/>
+      <w:lvlText w:val=""/>
       <w:lvlJc w:val="left"/>
       <w:pPr>
-        <w:tabs>
-          <w:tab w:val="num" w:pos="2160"/>
-        </w:tabs>
-        <w:ind w:left="2640" w:hanging="480"/>
-      </w:pPr>
+        <w:ind w:left="2880" w:hanging="360"/>
+      </w:pPr>
+      <w:rPr>
+        <w:rFonts w:ascii="Symbol" w:hAnsi="Symbol" w:cs="Symbol" w:hint="default"/>
+      </w:rPr>
     </w:lvl>
     <w:lvl w:ilvl="4">
       <w:numFmt w:val="bullet"/>
-      <w:lvlText w:val="•"/>
+      <w:lvlText w:val="o"/>
       <w:lvlJc w:val="left"/>
       <w:pPr>
-        <w:tabs>
-          <w:tab w:val="num" w:pos="2880"/>
-        </w:tabs>
-        <w:ind w:left="3360" w:hanging="480"/>
-      </w:pPr>
+        <w:ind w:left="3600" w:hanging="360"/>
+      </w:pPr>
+      <w:rPr>
+        <w:rFonts w:ascii="Courier New" w:hAnsi="Courier New" w:cs="Courier New" w:hint="default"/>
+      </w:rPr>
     </w:lvl>
     <w:lvl w:ilvl="5">
       <w:numFmt w:val="bullet"/>
-      <w:lvlText w:val="–"/>
+      <w:lvlText w:val=""/>
       <w:lvlJc w:val="left"/>
       <w:pPr>
-        <w:tabs>
-          <w:tab w:val="num" w:pos="3600"/>
-        </w:tabs>
-        <w:ind w:left="4080" w:hanging="480"/>
-      </w:pPr>
+        <w:ind w:left="4320" w:hanging="360"/>
+      </w:pPr>
+      <w:rPr>
+        <w:rFonts w:ascii="Wingdings" w:hAnsi="Wingdings" w:cs="Wingdings" w:hint="default"/>
+      </w:rPr>
     </w:lvl>
     <w:lvl w:ilvl="6">
       <w:numFmt w:val="bullet"/>
-      <w:lvlText w:val="•"/>
+      <w:lvlText w:val=""/>
       <w:lvlJc w:val="left"/>
       <w:pPr>
-        <w:tabs>
-          <w:tab w:val="num" w:pos="4320"/>
-        </w:tabs>
-        <w:ind w:left="4800" w:hanging="480"/>
-      </w:pPr>
+        <w:ind w:left="5040" w:hanging="360"/>
+      </w:pPr>
+      <w:rPr>
+        <w:rFonts w:ascii="Symbol" w:hAnsi="Symbol" w:cs="Symbol" w:hint="default"/>
+      </w:rPr>
     </w:lvl>
     <w:lvl w:ilvl="7">
       <w:numFmt w:val="bullet"/>
-      <w:lvlText w:val="–"/>
+      <w:lvlText w:val="o"/>
       <w:lvlJc w:val="left"/>
       <w:pPr>
-        <w:tabs>
-          <w:tab w:val="num" w:pos="5040"/>
-        </w:tabs>
-        <w:ind w:left="5520" w:hanging="480"/>
-      </w:pPr>
+        <w:ind w:left="5760" w:hanging="360"/>
+      </w:pPr>
+      <w:rPr>
+        <w:rFonts w:ascii="Courier New" w:hAnsi="Courier New" w:cs="Courier New" w:hint="default"/>
+      </w:rPr>
     </w:lvl>
     <w:lvl w:ilvl="8">
       <w:numFmt w:val="bullet"/>
-      <w:lvlText w:val="•"/>
+      <w:lvlText w:val=""/>
       <w:lvlJc w:val="left"/>
       <w:pPr>
-        <w:tabs>
-          <w:tab w:val="num" w:pos="5760"/>
-        </w:tabs>
-        <w:ind w:left="6240" w:hanging="480"/>
-      </w:pPr>
+        <w:ind w:left="6480" w:hanging="360"/>
+      </w:pPr>
+      <w:rPr>
+        <w:rFonts w:ascii="Wingdings" w:hAnsi="Wingdings" w:cs="Wingdings" w:hint="default"/>
+      </w:rPr>
     </w:lvl>
   </w:abstractNum>
   <w:abstractNum w:abstractNumId="99411">
-    <w:nsid w:val="71315dca"/>
+    <w:nsid w:val="00A99411"/>
     <w:multiLevelType w:val="multilevel"/>
     <w:lvl w:ilvl="0">
       <w:start w:val="1"/>
@@ -3418,10 +3207,7 @@
       <w:lvlText w:val="%1."/>
       <w:lvlJc w:val="left"/>
       <w:pPr>
-        <w:tabs>
-          <w:tab w:val="num" w:pos="0"/>
-        </w:tabs>
-        <w:ind w:left="480" w:hanging="480"/>
+        <w:ind w:left="720" w:hanging="360"/>
       </w:pPr>
     </w:lvl>
     <w:lvl w:ilvl="1">
@@ -3430,10 +3216,7 @@
       <w:lvlText w:val="%2."/>
       <w:lvlJc w:val="left"/>
       <w:pPr>
-        <w:tabs>
-          <w:tab w:val="num" w:pos="720"/>
-        </w:tabs>
-        <w:ind w:left="1200" w:hanging="480"/>
+        <w:ind w:left="1440" w:hanging="360"/>
       </w:pPr>
     </w:lvl>
     <w:lvl w:ilvl="2">
@@ -3442,10 +3225,7 @@
       <w:lvlText w:val="%3."/>
       <w:lvlJc w:val="left"/>
       <w:pPr>
-        <w:tabs>
-          <w:tab w:val="num" w:pos="1440"/>
-        </w:tabs>
-        <w:ind w:left="1920" w:hanging="480"/>
+        <w:ind w:left="2160" w:hanging="360"/>
       </w:pPr>
     </w:lvl>
     <w:lvl w:ilvl="3">
@@ -3454,10 +3234,7 @@
       <w:lvlText w:val="%4."/>
       <w:lvlJc w:val="left"/>
       <w:pPr>
-        <w:tabs>
-          <w:tab w:val="num" w:pos="2160"/>
-        </w:tabs>
-        <w:ind w:left="2640" w:hanging="480"/>
+        <w:ind w:left="2880" w:hanging="360"/>
       </w:pPr>
     </w:lvl>
     <w:lvl w:ilvl="4">
@@ -3466,10 +3243,7 @@
       <w:lvlText w:val="%5."/>
       <w:lvlJc w:val="left"/>
       <w:pPr>
-        <w:tabs>
-          <w:tab w:val="num" w:pos="2880"/>
-        </w:tabs>
-        <w:ind w:left="3360" w:hanging="480"/>
+        <w:ind w:left="3600" w:hanging="360"/>
       </w:pPr>
     </w:lvl>
     <w:lvl w:ilvl="5">
@@ -3478,10 +3252,7 @@
       <w:lvlText w:val="%6."/>
       <w:lvlJc w:val="left"/>
       <w:pPr>
-        <w:tabs>
-          <w:tab w:val="num" w:pos="3600"/>
-        </w:tabs>
-        <w:ind w:left="4080" w:hanging="480"/>
+        <w:ind w:left="4320" w:hanging="360"/>
       </w:pPr>
     </w:lvl>
     <w:lvl w:ilvl="6">
@@ -3490,10 +3261,7 @@
       <w:lvlText w:val="%7."/>
       <w:lvlJc w:val="left"/>
       <w:pPr>
-        <w:tabs>
-          <w:tab w:val="num" w:pos="4320"/>
-        </w:tabs>
-        <w:ind w:left="4800" w:hanging="480"/>
+        <w:ind w:left="5040" w:hanging="360"/>
       </w:pPr>
     </w:lvl>
     <w:lvl w:ilvl="7">
@@ -3502,10 +3270,7 @@
       <w:lvlText w:val="%8."/>
       <w:lvlJc w:val="left"/>
       <w:pPr>
-        <w:tabs>
-          <w:tab w:val="num" w:pos="5040"/>
-        </w:tabs>
-        <w:ind w:left="5520" w:hanging="480"/>
+        <w:ind w:left="5760" w:hanging="360"/>
       </w:pPr>
     </w:lvl>
     <w:lvl w:ilvl="8">
@@ -3514,10 +3279,7 @@
       <w:lvlText w:val="%9."/>
       <w:lvlJc w:val="left"/>
       <w:pPr>
-        <w:tabs>
-          <w:tab w:val="num" w:pos="5760"/>
-        </w:tabs>
-        <w:ind w:left="6240" w:hanging="480"/>
+        <w:ind w:left="6480" w:hanging="360"/>
       </w:pPr>
     </w:lvl>
   </w:abstractNum>
@@ -3601,10 +3363,10 @@
   <w:docDefaults>
     <w:rPrDefault>
       <w:rPr>
-        <w:rFonts w:asciiTheme="minorHAnsi" w:eastAsiaTheme="minorHAnsi" w:hAnsiTheme="minorHAnsi" w:cstheme="minorBidi"/>
+        <w:rFonts w:asciiTheme="minorHAnsi" w:cstheme="minorBidi" w:eastAsiaTheme="minorEastAsia" w:hAnsiTheme="minorHAnsi"/>
         <w:sz w:val="24"/>
         <w:szCs w:val="24"/>
-        <w:lang w:val="en-US" w:eastAsia="en-US" w:bidi="ar-SA"/>
+        <w:lang w:bidi="ar-SA" w:eastAsia="zh-CN" w:val="en-US"/>
       </w:rPr>
     </w:rPrDefault>
     <w:pPrDefault>
@@ -3613,91 +3375,145 @@
       </w:pPr>
     </w:pPrDefault>
   </w:docDefaults>
-  <w:latentStyles w:defLockedState="0" w:defUIPriority="0" w:defSemiHidden="0" w:defUnhideWhenUsed="0" w:defQFormat="0" w:count="276"/>
-  <w:style w:type="paragraph" w:default="1" w:styleId="Normal">
+  <w:latentStyles w:count="276" w:defLockedState="0" w:defQFormat="0" w:defSemiHidden="0" w:defUIPriority="0" w:defUnhideWhenUsed="0"/>
+  <w:style w:default="1" w:styleId="Normal" w:type="paragraph">
     <w:name w:val="Normal"/>
     <w:qFormat/>
   </w:style>
-  <w:style w:type="paragraph" w:styleId="BodyText">
+  <w:style w:styleId="BodyText" w:type="paragraph">
     <w:name w:val="Body Text"/>
     <w:basedOn w:val="Normal"/>
     <w:link w:val="BodyTextChar"/>
+    <w:qFormat/>
     <w:pPr>
-      <w:spacing w:before="180" w:after="180"/>
+      <w:spacing w:after="180" w:before="180"/>
     </w:pPr>
-    <w:qFormat/>
-  </w:style>
-  <w:style w:type="paragraph" w:customStyle="1" w:styleId="FirstParagraph">
+  </w:style>
+  <w:style w:customStyle="1" w:styleId="FirstParagraph" w:type="paragraph">
     <w:name w:val="First Paragraph"/>
     <w:basedOn w:val="BodyText"/>
     <w:next w:val="BodyText"/>
     <w:qFormat/>
   </w:style>
-  <w:style w:type="paragraph" w:customStyle="1" w:styleId="Compact">
+  <w:style w:customStyle="1" w:styleId="Compact" w:type="paragraph">
     <w:name w:val="Compact"/>
     <w:basedOn w:val="BodyText"/>
     <w:qFormat/>
     <w:pPr>
-      <w:spacing w:before="36" w:after="36"/>
+      <w:spacing w:after="36" w:before="36"/>
     </w:pPr>
   </w:style>
-  <w:style w:type="paragraph" w:styleId="Title">
+  <w:style w:styleId="Title" w:type="paragraph">
     <w:name w:val="Title"/>
     <w:basedOn w:val="Normal"/>
     <w:next w:val="BodyText"/>
+    <w:link w:val="TitleChar"/>
+    <w:uiPriority w:val="10"/>
     <w:qFormat/>
+    <w:rsid w:val="00A10FD9"/>
     <w:pPr>
-      <w:keepNext/>
-      <w:keepLines/>
-      <w:spacing w:before="480" w:after="240"/>
+      <w:spacing w:after="80" w:line="240" w:lineRule="auto"/>
+      <w:contextualSpacing/>
       <w:jc w:val="center"/>
     </w:pPr>
     <w:rPr>
-      <w:rFonts w:asciiTheme="majorHAnsi" w:eastAsiaTheme="majorEastAsia" w:hAnsiTheme="majorHAnsi" w:cstheme="majorBidi"/>
-      <w:b/>
-      <w:bCs/>
-      <w:color w:val="345A8A" w:themeColor="accent1" w:themeShade="B5"/>
-      <w:sz w:val="36"/>
-      <w:szCs w:val="36"/>
-    </w:rPr>
-  </w:style>
-  <w:style w:type="paragraph" w:styleId="Subtitle">
+      <w:rFonts w:asciiTheme="majorHAnsi" w:cstheme="majorBidi" w:eastAsiaTheme="majorEastAsia" w:hAnsiTheme="majorHAnsi"/>
+      <w:sz w:val="56"/>
+      <w:szCs w:val="56"/>
+    </w:rPr>
+  </w:style>
+  <w:style w:customStyle="1" w:styleId="TitleChar" w:type="character">
+    <w:name w:val="Title Char"/>
+    <w:basedOn w:val="DefaultParagraphFont"/>
+    <w:link w:val="Title"/>
+    <w:uiPriority w:val="10"/>
+    <w:rsid w:val="00A10FD9"/>
+    <w:rPr>
+      <w:rFonts w:asciiTheme="majorHAnsi" w:cstheme="majorBidi" w:eastAsiaTheme="majorEastAsia" w:hAnsiTheme="majorHAnsi"/>
+      <w:sz w:val="56"/>
+      <w:szCs w:val="56"/>
+    </w:rPr>
+  </w:style>
+  <w:style w:styleId="Subtitle" w:type="paragraph">
     <w:name w:val="Subtitle"/>
+    <w:basedOn w:val="Title"/>
+    <w:next w:val="BodyText"/>
+    <w:link w:val="SubtitleChar"/>
+    <w:uiPriority w:val="11"/>
+    <w:qFormat/>
+    <w:rsid w:val="00A10FD9"/>
+    <w:pPr>
+      <w:numPr>
+        <w:ilvl w:val="1"/>
+      </w:numPr>
+    </w:pPr>
+    <w:rPr>
+      <w:rFonts w:cstheme="majorBidi" w:eastAsiaTheme="majorEastAsia"/>
+      <w:spacing w:val="15"/>
+      <w:sz w:val="28"/>
+      <w:szCs w:val="28"/>
+    </w:rPr>
+  </w:style>
+  <w:style w:customStyle="1" w:styleId="SubtitleChar" w:type="character">
+    <w:name w:val="Subtitle Char"/>
+    <w:basedOn w:val="DefaultParagraphFont"/>
+    <w:link w:val="Subtitle"/>
+    <w:uiPriority w:val="11"/>
+    <w:rsid w:val="00A10FD9"/>
+    <w:rPr>
+      <w:rFonts w:cstheme="majorBidi" w:eastAsiaTheme="majorEastAsia"/>
+      <w:color w:themeColor="text1" w:themeTint="A6" w:val="595959"/>
+      <w:spacing w:val="15"/>
+      <w:sz w:val="28"/>
+      <w:szCs w:val="28"/>
+    </w:rPr>
+  </w:style>
+  <w:style w:customStyle="1" w:styleId="Author" w:type="paragraph">
+    <w:name w:val="Author"/>
     <w:basedOn w:val="Title"/>
     <w:next w:val="BodyText"/>
     <w:qFormat/>
     <w:pPr>
       <w:keepNext/>
       <w:keepLines/>
-      <w:spacing w:before="240" w:after="240"/>
-      <w:jc w:val="center"/>
     </w:pPr>
     <w:rPr>
-      <w:sz w:val="30"/>
-      <w:szCs w:val="30"/>
-    </w:rPr>
-  </w:style>
-  <w:style w:type="paragraph" w:customStyle="1" w:styleId="Author">
-    <w:name w:val="Author"/>
+      <w:sz w:val="24"/>
+      <w:szCs w:val="24"/>
+    </w:rPr>
+  </w:style>
+  <w:style w:styleId="Date" w:type="paragraph">
+    <w:name w:val="Date"/>
+    <w:basedOn w:val="Title"/>
     <w:next w:val="BodyText"/>
     <w:qFormat/>
     <w:pPr>
       <w:keepNext/>
       <w:keepLines/>
-      <w:jc w:val="center"/>
     </w:pPr>
-  </w:style>
-  <w:style w:type="paragraph" w:styleId="Date">
-    <w:name w:val="Date"/>
-    <w:next w:val="BodyText"/>
+    <w:rPr>
+      <w:sz w:val="24"/>
+      <w:szCs w:val="24"/>
+    </w:rPr>
+  </w:style>
+  <w:style w:customStyle="1" w:styleId="AbstractTitle" w:type="paragraph">
+    <w:name w:val="Abstract Title"/>
+    <w:basedOn w:val="Normal"/>
+    <w:next w:val="Abstract"/>
     <w:qFormat/>
     <w:pPr>
       <w:keepNext/>
       <w:keepLines/>
+      <w:spacing w:after="0" w:before="300"/>
       <w:jc w:val="center"/>
     </w:pPr>
-  </w:style>
-  <w:style w:type="paragraph" w:customStyle="1" w:styleId="Abstract">
+    <w:rPr>
+      <w:b/>
+      <w:sz w:val="20"/>
+      <w:szCs w:val="20"/>
+    </w:rPr>
+  </w:style>
+  <w:style w:customStyle="1" w:styleId="Abstract" w:type="paragraph">
     <w:name w:val="Abstract"/>
     <w:basedOn w:val="Normal"/>
     <w:next w:val="BodyText"/>
@@ -3705,14 +3521,14 @@
     <w:pPr>
       <w:keepNext/>
       <w:keepLines/>
-      <w:spacing w:before="300" w:after="300"/>
+      <w:spacing w:after="300" w:before="100"/>
     </w:pPr>
     <w:rPr>
       <w:sz w:val="20"/>
       <w:szCs w:val="20"/>
     </w:rPr>
   </w:style>
-  <w:style w:type="paragraph" w:styleId="Bibliography">
+  <w:style w:styleId="Bibliography" w:type="paragraph">
     <w:name w:val="Bibliography"/>
     <w:basedOn w:val="Normal"/>
     <w:next w:val="Bibliography"/>
@@ -3720,195 +3536,325 @@
     <w:pPr/>
     <w:rPr/>
   </w:style>
-  <w:style w:type="paragraph" w:styleId="Heading1">
-    <w:name w:val="Heading 1"/>
+  <w:style w:styleId="Heading1" w:type="paragraph">
+    <w:name w:val="heading 1"/>
     <w:basedOn w:val="Normal"/>
     <w:next w:val="BodyText"/>
+    <w:link w:val="Heading1Char"/>
     <w:uiPriority w:val="9"/>
     <w:qFormat/>
+    <w:rsid w:val="00A10FD9"/>
     <w:pPr>
       <w:keepNext/>
       <w:keepLines/>
-      <w:spacing w:before="480" w:after="0"/>
+      <w:spacing w:after="80" w:before="360"/>
       <w:outlineLvl w:val="0"/>
     </w:pPr>
     <w:rPr>
-      <w:rFonts w:asciiTheme="majorHAnsi" w:eastAsiaTheme="majorEastAsia" w:hAnsiTheme="majorHAnsi" w:cstheme="majorBidi"/>
-      <w:b/>
-      <w:bCs/>
-      <w:color w:val="4F81BD" w:themeColor="accent1"/>
-      <w:sz w:val="32"/>
-      <w:szCs w:val="32"/>
-    </w:rPr>
-  </w:style>
-  <w:style w:type="paragraph" w:styleId="Heading2">
-    <w:name w:val="Heading 2"/>
+      <w:rFonts w:asciiTheme="majorHAnsi" w:cstheme="majorBidi" w:eastAsiaTheme="majorEastAsia" w:hAnsiTheme="majorHAnsi"/>
+      <w:color w:themeColor="accent1" w:themeShade="BF" w:val="0F4761"/>
+      <w:sz w:val="40"/>
+      <w:szCs w:val="40"/>
+    </w:rPr>
+  </w:style>
+  <w:style w:styleId="Heading2" w:type="paragraph">
+    <w:name w:val="heading 2"/>
     <w:basedOn w:val="Normal"/>
     <w:next w:val="BodyText"/>
+    <w:link w:val="Heading2Char"/>
     <w:uiPriority w:val="9"/>
+    <w:semiHidden/>
     <w:unhideWhenUsed/>
     <w:qFormat/>
+    <w:rsid w:val="00A10FD9"/>
     <w:pPr>
       <w:keepNext/>
       <w:keepLines/>
-      <w:spacing w:before="200" w:after="0"/>
+      <w:spacing w:after="80" w:before="160"/>
       <w:outlineLvl w:val="1"/>
     </w:pPr>
     <w:rPr>
-      <w:rFonts w:asciiTheme="majorHAnsi" w:eastAsiaTheme="majorEastAsia" w:hAnsiTheme="majorHAnsi" w:cstheme="majorBidi"/>
-      <w:b/>
-      <w:bCs/>
-      <w:color w:val="4F81BD" w:themeColor="accent1"/>
-      <w:sz w:val="28"/>
-      <w:szCs w:val="28"/>
-    </w:rPr>
-  </w:style>
-  <w:style w:type="paragraph" w:styleId="Heading3">
-    <w:name w:val="Heading 3"/>
+      <w:rFonts w:asciiTheme="majorHAnsi" w:cstheme="majorBidi" w:eastAsiaTheme="majorEastAsia" w:hAnsiTheme="majorHAnsi"/>
+      <w:color w:themeColor="accent1" w:themeShade="BF" w:val="0F4761"/>
+      <w:sz w:val="32"/>
+      <w:szCs w:val="32"/>
+    </w:rPr>
+  </w:style>
+  <w:style w:styleId="Heading3" w:type="paragraph">
+    <w:name w:val="heading 3"/>
     <w:basedOn w:val="Normal"/>
     <w:next w:val="BodyText"/>
+    <w:link w:val="Heading3Char"/>
     <w:uiPriority w:val="9"/>
+    <w:semiHidden/>
     <w:unhideWhenUsed/>
     <w:qFormat/>
+    <w:rsid w:val="00A10FD9"/>
     <w:pPr>
       <w:keepNext/>
       <w:keepLines/>
-      <w:spacing w:before="200" w:after="0"/>
+      <w:spacing w:after="80" w:before="160"/>
       <w:outlineLvl w:val="2"/>
     </w:pPr>
     <w:rPr>
-      <w:rFonts w:asciiTheme="majorHAnsi" w:eastAsiaTheme="majorEastAsia" w:hAnsiTheme="majorHAnsi" w:cstheme="majorBidi"/>
-      <w:b/>
-      <w:bCs/>
-      <w:color w:val="4F81BD" w:themeColor="accent1"/>
-      <w:sz w:val="24"/>
-      <w:szCs w:val="24"/>
-    </w:rPr>
-  </w:style>
-  <w:style w:type="paragraph" w:styleId="Heading4">
-    <w:name w:val="Heading 4"/>
+      <w:rFonts w:cstheme="majorBidi" w:eastAsiaTheme="majorEastAsia"/>
+      <w:color w:themeColor="accent1" w:themeShade="BF" w:val="0F4761"/>
+      <w:sz w:val="28"/>
+      <w:szCs w:val="28"/>
+    </w:rPr>
+  </w:style>
+  <w:style w:styleId="Heading4" w:type="paragraph">
+    <w:name w:val="heading 4"/>
     <w:basedOn w:val="Normal"/>
     <w:next w:val="BodyText"/>
+    <w:link w:val="Heading4Char"/>
     <w:uiPriority w:val="9"/>
+    <w:semiHidden/>
     <w:unhideWhenUsed/>
     <w:qFormat/>
+    <w:rsid w:val="00A10FD9"/>
     <w:pPr>
       <w:keepNext/>
       <w:keepLines/>
-      <w:spacing w:before="200" w:after="0"/>
+      <w:spacing w:after="40" w:before="80"/>
       <w:outlineLvl w:val="3"/>
     </w:pPr>
     <w:rPr>
-      <w:rFonts w:asciiTheme="majorHAnsi" w:eastAsiaTheme="majorEastAsia" w:hAnsiTheme="majorHAnsi" w:cstheme="majorBidi"/>
+      <w:rFonts w:cstheme="majorBidi" w:eastAsiaTheme="majorEastAsia"/>
       <w:i/>
-      <w:bCs/>
-      <w:color w:val="4F81BD" w:themeColor="accent1"/>
-      <w:sz w:val="24"/>
-      <w:szCs w:val="24"/>
-    </w:rPr>
-  </w:style>
-  <w:style w:type="paragraph" w:styleId="Heading5">
-    <w:name w:val="Heading 5"/>
+      <w:iCs/>
+      <w:color w:themeColor="accent1" w:themeShade="BF" w:val="0F4761"/>
+    </w:rPr>
+  </w:style>
+  <w:style w:styleId="Heading5" w:type="paragraph">
+    <w:name w:val="heading 5"/>
     <w:basedOn w:val="Normal"/>
     <w:next w:val="BodyText"/>
+    <w:link w:val="Heading5Char"/>
     <w:uiPriority w:val="9"/>
+    <w:semiHidden/>
     <w:unhideWhenUsed/>
     <w:qFormat/>
+    <w:rsid w:val="00A10FD9"/>
     <w:pPr>
       <w:keepNext/>
       <w:keepLines/>
-      <w:spacing w:before="200" w:after="0"/>
+      <w:spacing w:after="40" w:before="80"/>
       <w:outlineLvl w:val="4"/>
     </w:pPr>
     <w:rPr>
-      <w:rFonts w:asciiTheme="majorHAnsi" w:eastAsiaTheme="majorEastAsia" w:hAnsiTheme="majorHAnsi" w:cstheme="majorBidi"/>
-      <w:iCs/>
-      <w:color w:val="4F81BD" w:themeColor="accent1"/>
-      <w:sz w:val="24"/>
-      <w:szCs w:val="24"/>
-    </w:rPr>
-  </w:style>
-  <w:style w:type="paragraph" w:styleId="Heading6">
-    <w:name w:val="Heading 6"/>
+      <w:rFonts w:cstheme="majorBidi" w:eastAsiaTheme="majorEastAsia"/>
+      <w:color w:themeColor="accent1" w:themeShade="BF" w:val="0F4761"/>
+    </w:rPr>
+  </w:style>
+  <w:style w:styleId="Heading6" w:type="paragraph">
+    <w:name w:val="heading 6"/>
     <w:basedOn w:val="Normal"/>
     <w:next w:val="BodyText"/>
+    <w:link w:val="Heading6Char"/>
     <w:uiPriority w:val="9"/>
+    <w:semiHidden/>
     <w:unhideWhenUsed/>
     <w:qFormat/>
+    <w:rsid w:val="00A10FD9"/>
     <w:pPr>
       <w:keepNext/>
       <w:keepLines/>
-      <w:spacing w:before="200" w:after="0"/>
+      <w:spacing w:after="0" w:before="40"/>
       <w:outlineLvl w:val="5"/>
     </w:pPr>
     <w:rPr>
-      <w:rFonts w:asciiTheme="majorHAnsi" w:eastAsiaTheme="majorEastAsia" w:hAnsiTheme="majorHAnsi" w:cstheme="majorBidi"/>
-      <w:color w:val="4F81BD" w:themeColor="accent1"/>
-      <w:sz w:val="24"/>
-      <w:szCs w:val="24"/>
-    </w:rPr>
-  </w:style>
-  <w:style w:type="paragraph" w:styleId="Heading7">
-    <w:name w:val="Heading 7"/>
+      <w:rFonts w:cstheme="majorBidi" w:eastAsiaTheme="majorEastAsia"/>
+      <w:i/>
+      <w:iCs/>
+      <w:color w:themeColor="text1" w:themeTint="A6" w:val="595959"/>
+    </w:rPr>
+  </w:style>
+  <w:style w:styleId="Heading7" w:type="paragraph">
+    <w:name w:val="heading 7"/>
     <w:basedOn w:val="Normal"/>
     <w:next w:val="BodyText"/>
+    <w:link w:val="Heading7Char"/>
     <w:uiPriority w:val="9"/>
+    <w:semiHidden/>
     <w:unhideWhenUsed/>
     <w:qFormat/>
+    <w:rsid w:val="00A10FD9"/>
     <w:pPr>
       <w:keepNext/>
       <w:keepLines/>
-      <w:spacing w:before="200" w:after="0"/>
+      <w:spacing w:after="0" w:before="40"/>
       <w:outlineLvl w:val="6"/>
     </w:pPr>
     <w:rPr>
-      <w:rFonts w:asciiTheme="majorHAnsi" w:eastAsiaTheme="majorEastAsia" w:hAnsiTheme="majorHAnsi" w:cstheme="majorBidi"/>
-      <w:color w:val="4F81BD" w:themeColor="accent1"/>
-      <w:sz w:val="24"/>
-      <w:szCs w:val="24"/>
-    </w:rPr>
-  </w:style>
-  <w:style w:type="paragraph" w:styleId="Heading8">
-    <w:name w:val="Heading 8"/>
+      <w:rFonts w:cstheme="majorBidi" w:eastAsiaTheme="majorEastAsia"/>
+      <w:color w:themeColor="text1" w:themeTint="A6" w:val="595959"/>
+    </w:rPr>
+  </w:style>
+  <w:style w:styleId="Heading8" w:type="paragraph">
+    <w:name w:val="heading 8"/>
     <w:basedOn w:val="Normal"/>
     <w:next w:val="BodyText"/>
+    <w:link w:val="Heading8Char"/>
     <w:uiPriority w:val="9"/>
+    <w:semiHidden/>
     <w:unhideWhenUsed/>
     <w:qFormat/>
+    <w:rsid w:val="00A10FD9"/>
     <w:pPr>
       <w:keepNext/>
       <w:keepLines/>
-      <w:spacing w:before="200" w:after="0"/>
+      <w:spacing w:after="0"/>
       <w:outlineLvl w:val="7"/>
     </w:pPr>
     <w:rPr>
-      <w:rFonts w:asciiTheme="majorHAnsi" w:eastAsiaTheme="majorEastAsia" w:hAnsiTheme="majorHAnsi" w:cstheme="majorBidi"/>
-      <w:color w:val="4F81BD" w:themeColor="accent1"/>
-      <w:sz w:val="24"/>
-      <w:szCs w:val="24"/>
-    </w:rPr>
-  </w:style>
-  <w:style w:type="paragraph" w:styleId="Heading9">
-    <w:name w:val="Heading 9"/>
+      <w:rFonts w:cstheme="majorBidi" w:eastAsiaTheme="majorEastAsia"/>
+      <w:i/>
+      <w:iCs/>
+      <w:color w:themeColor="text1" w:themeTint="D8" w:val="272727"/>
+    </w:rPr>
+  </w:style>
+  <w:style w:styleId="Heading9" w:type="paragraph">
+    <w:name w:val="heading 9"/>
     <w:basedOn w:val="Normal"/>
     <w:next w:val="BodyText"/>
+    <w:link w:val="Heading9Char"/>
     <w:uiPriority w:val="9"/>
+    <w:semiHidden/>
     <w:unhideWhenUsed/>
     <w:qFormat/>
+    <w:rsid w:val="00A10FD9"/>
     <w:pPr>
       <w:keepNext/>
       <w:keepLines/>
-      <w:spacing w:before="200" w:after="0"/>
+      <w:spacing w:after="0"/>
       <w:outlineLvl w:val="8"/>
     </w:pPr>
     <w:rPr>
-      <w:rFonts w:asciiTheme="majorHAnsi" w:eastAsiaTheme="majorEastAsia" w:hAnsiTheme="majorHAnsi" w:cstheme="majorBidi"/>
-      <w:color w:val="4F81BD" w:themeColor="accent1"/>
-      <w:sz w:val="24"/>
-      <w:szCs w:val="24"/>
-    </w:rPr>
-  </w:style>
-  <w:style w:type="paragraph" w:styleId="BlockText">
+      <w:rFonts w:cstheme="majorBidi" w:eastAsiaTheme="majorEastAsia"/>
+      <w:color w:themeColor="text1" w:themeTint="D8" w:val="272727"/>
+    </w:rPr>
+  </w:style>
+  <w:style w:customStyle="1" w:styleId="Heading1Char" w:type="character">
+    <w:name w:val="Heading 1 Char"/>
+    <w:basedOn w:val="DefaultParagraphFont"/>
+    <w:link w:val="Heading1"/>
+    <w:uiPriority w:val="9"/>
+    <w:rsid w:val="00A10FD9"/>
+    <w:rPr>
+      <w:rFonts w:asciiTheme="majorHAnsi" w:cstheme="majorBidi" w:eastAsiaTheme="majorEastAsia" w:hAnsiTheme="majorHAnsi"/>
+      <w:color w:themeColor="accent1" w:themeShade="BF" w:val="0F4761"/>
+      <w:sz w:val="40"/>
+      <w:szCs w:val="40"/>
+    </w:rPr>
+  </w:style>
+  <w:style w:customStyle="1" w:styleId="Heading2Char" w:type="character">
+    <w:name w:val="Heading 2 Char"/>
+    <w:basedOn w:val="DefaultParagraphFont"/>
+    <w:link w:val="Heading2"/>
+    <w:uiPriority w:val="9"/>
+    <w:semiHidden/>
+    <w:rsid w:val="00A10FD9"/>
+    <w:rPr>
+      <w:rFonts w:asciiTheme="majorHAnsi" w:cstheme="majorBidi" w:eastAsiaTheme="majorEastAsia" w:hAnsiTheme="majorHAnsi"/>
+      <w:color w:themeColor="accent1" w:themeShade="BF" w:val="0F4761"/>
+      <w:sz w:val="32"/>
+      <w:szCs w:val="32"/>
+    </w:rPr>
+  </w:style>
+  <w:style w:customStyle="1" w:styleId="Heading3Char" w:type="character">
+    <w:name w:val="Heading 3 Char"/>
+    <w:basedOn w:val="DefaultParagraphFont"/>
+    <w:link w:val="Heading3"/>
+    <w:uiPriority w:val="9"/>
+    <w:semiHidden/>
+    <w:rsid w:val="00A10FD9"/>
+    <w:rPr>
+      <w:rFonts w:cstheme="majorBidi" w:eastAsiaTheme="majorEastAsia"/>
+      <w:color w:themeColor="accent1" w:themeShade="BF" w:val="0F4761"/>
+      <w:sz w:val="28"/>
+      <w:szCs w:val="28"/>
+    </w:rPr>
+  </w:style>
+  <w:style w:customStyle="1" w:styleId="Heading4Char" w:type="character">
+    <w:name w:val="Heading 4 Char"/>
+    <w:basedOn w:val="DefaultParagraphFont"/>
+    <w:link w:val="Heading4"/>
+    <w:uiPriority w:val="9"/>
+    <w:semiHidden/>
+    <w:rsid w:val="00A10FD9"/>
+    <w:rPr>
+      <w:rFonts w:cstheme="majorBidi" w:eastAsiaTheme="majorEastAsia"/>
+      <w:i/>
+      <w:iCs/>
+      <w:color w:themeColor="accent1" w:themeShade="BF" w:val="0F4761"/>
+    </w:rPr>
+  </w:style>
+  <w:style w:customStyle="1" w:styleId="Heading5Char" w:type="character">
+    <w:name w:val="Heading 5 Char"/>
+    <w:basedOn w:val="DefaultParagraphFont"/>
+    <w:link w:val="Heading5"/>
+    <w:uiPriority w:val="9"/>
+    <w:semiHidden/>
+    <w:rsid w:val="00A10FD9"/>
+    <w:rPr>
+      <w:rFonts w:cstheme="majorBidi" w:eastAsiaTheme="majorEastAsia"/>
+      <w:color w:themeColor="accent1" w:themeShade="BF" w:val="0F4761"/>
+    </w:rPr>
+  </w:style>
+  <w:style w:customStyle="1" w:styleId="Heading6Char" w:type="character">
+    <w:name w:val="Heading 6 Char"/>
+    <w:basedOn w:val="DefaultParagraphFont"/>
+    <w:link w:val="Heading6"/>
+    <w:uiPriority w:val="9"/>
+    <w:semiHidden/>
+    <w:rsid w:val="00A10FD9"/>
+    <w:rPr>
+      <w:rFonts w:cstheme="majorBidi" w:eastAsiaTheme="majorEastAsia"/>
+      <w:i/>
+      <w:iCs/>
+      <w:color w:themeColor="text1" w:themeTint="A6" w:val="595959"/>
+    </w:rPr>
+  </w:style>
+  <w:style w:customStyle="1" w:styleId="Heading7Char" w:type="character">
+    <w:name w:val="Heading 7 Char"/>
+    <w:basedOn w:val="DefaultParagraphFont"/>
+    <w:link w:val="Heading7"/>
+    <w:uiPriority w:val="9"/>
+    <w:semiHidden/>
+    <w:rsid w:val="00A10FD9"/>
+    <w:rPr>
+      <w:rFonts w:cstheme="majorBidi" w:eastAsiaTheme="majorEastAsia"/>
+      <w:color w:themeColor="text1" w:themeTint="A6" w:val="595959"/>
+    </w:rPr>
+  </w:style>
+  <w:style w:customStyle="1" w:styleId="Heading8Char" w:type="character">
+    <w:name w:val="Heading 8 Char"/>
+    <w:basedOn w:val="DefaultParagraphFont"/>
+    <w:link w:val="Heading8"/>
+    <w:uiPriority w:val="9"/>
+    <w:semiHidden/>
+    <w:rsid w:val="00A10FD9"/>
+    <w:rPr>
+      <w:rFonts w:cstheme="majorBidi" w:eastAsiaTheme="majorEastAsia"/>
+      <w:i/>
+      <w:iCs/>
+      <w:color w:themeColor="text1" w:themeTint="D8" w:val="272727"/>
+    </w:rPr>
+  </w:style>
+  <w:style w:customStyle="1" w:styleId="Heading9Char" w:type="character">
+    <w:name w:val="Heading 9 Char"/>
+    <w:basedOn w:val="DefaultParagraphFont"/>
+    <w:link w:val="Heading9"/>
+    <w:uiPriority w:val="9"/>
+    <w:semiHidden/>
+    <w:rsid w:val="00A10FD9"/>
+    <w:rPr>
+      <w:rFonts w:cstheme="majorBidi" w:eastAsiaTheme="majorEastAsia"/>
+      <w:color w:themeColor="text1" w:themeTint="D8" w:val="272727"/>
+    </w:rPr>
+  </w:style>
+  <w:style w:styleId="BlockText" w:type="paragraph">
     <w:name w:val="Block Text"/>
     <w:basedOn w:val="BodyText"/>
     <w:next w:val="BodyText"/>
@@ -3916,11 +3862,11 @@
     <w:unhideWhenUsed/>
     <w:qFormat/>
     <w:pPr>
-      <w:spacing w:before="100" w:after="100"/>
+      <w:spacing w:after="100" w:before="100"/>
       <w:ind w:firstLine="0" w:left="480" w:right="480"/>
     </w:pPr>
   </w:style>
-  <w:style w:type="paragraph" w:styleId="FootnoteText">
+  <w:style w:styleId="FootnoteText" w:type="paragraph">
     <w:name w:val="Footnote Text"/>
     <w:basedOn w:val="Normal"/>
     <w:next w:val="FootnoteText"/>
@@ -3928,28 +3874,48 @@
     <w:unhideWhenUsed/>
     <w:qFormat/>
   </w:style>
-  <w:style w:type="character" w:default="1" w:styleId="DefaultParagraphFont">
+  <w:style w:styleId="FootnoteBlockText" w:type="paragraph">
+    <w:name w:val="Footnote Block Text"/>
+    <w:basedOn w:val="FootnoteText"/>
+    <w:next w:val="FootnoteText"/>
+    <w:uiPriority w:val="9"/>
+    <w:unhideWhenUsed/>
+    <w:qFormat/>
+    <w:pPr>
+      <w:spacing w:after="100" w:before="100"/>
+      <w:ind w:firstLine="0" w:left="480" w:right="480"/>
+    </w:pPr>
+  </w:style>
+  <w:style w:default="1" w:styleId="DefaultParagraphFont" w:type="character">
     <w:name w:val="Default Paragraph Font"/>
     <w:semiHidden/>
     <w:unhideWhenUsed/>
   </w:style>
-  <w:style w:type="table" w:default="1" w:styleId="Table">
+  <w:style w:default="1" w:styleId="Table" w:type="table">
     <w:name w:val="Table"/>
     <w:basedOn w:val="TableNormal"/>
     <w:semiHidden/>
     <w:unhideWhenUsed/>
     <w:qFormat/>
     <w:tblPr>
-      <w:tblInd w:w="0" w:type="dxa"/>
+      <w:tblInd w:type="dxa" w:w="0"/>
       <w:tblCellMar>
-        <w:top w:w="0" w:type="dxa"/>
-        <w:left w:w="108" w:type="dxa"/>
-        <w:bottom w:w="0" w:type="dxa"/>
-        <w:right w:w="108" w:type="dxa"/>
+        <w:top w:type="dxa" w:w="0"/>
+        <w:left w:type="dxa" w:w="108"/>
+        <w:bottom w:type="dxa" w:w="0"/>
+        <w:right w:type="dxa" w:w="108"/>
       </w:tblCellMar>
     </w:tblPr>
-  </w:style>
-  <w:style w:type="paragraph" w:customStyle="1" w:styleId="DefinitionTerm">
+    <w:tblStylePr w:type="firstRow">
+      <w:tcPr>
+        <w:tcBorders>
+          <w:bottom w:val="single"/>
+        </w:tcBorders>
+        <w:vAlign w:val="bottom"/>
+      </w:tcPr>
+    </w:tblStylePr>
+  </w:style>
+  <w:style w:customStyle="1" w:styleId="DefinitionTerm" w:type="paragraph">
     <w:name w:val="Definition Term"/>
     <w:basedOn w:val="Normal"/>
     <w:next w:val="Definition"/>
@@ -3962,49 +3928,49 @@
       <w:b/>
     </w:rPr>
   </w:style>
-  <w:style w:type="paragraph" w:customStyle="1" w:styleId="Definition">
+  <w:style w:customStyle="1" w:styleId="Definition" w:type="paragraph">
     <w:name w:val="Definition"/>
     <w:basedOn w:val="Normal"/>
   </w:style>
-  <w:style w:type="paragraph" w:styleId="Caption">
+  <w:style w:styleId="Caption" w:type="paragraph">
     <w:name w:val="Caption"/>
     <w:basedOn w:val="Normal"/>
     <w:link w:val="BodyTextChar"/>
     <w:pPr>
-      <w:spacing w:before="0" w:after="120"/>
+      <w:spacing w:after="120" w:before="0"/>
     </w:pPr>
     <w:rPr>
       <w:i/>
     </w:rPr>
   </w:style>
-  <w:style w:type="paragraph" w:customStyle="1" w:styleId="TableCaption">
+  <w:style w:customStyle="1" w:styleId="TableCaption" w:type="paragraph">
     <w:name w:val="Table Caption"/>
     <w:basedOn w:val="Caption"/>
     <w:pPr>
       <w:keepNext/>
     </w:pPr>
   </w:style>
-  <w:style w:type="paragraph" w:customStyle="1" w:styleId="ImageCaption">
+  <w:style w:customStyle="1" w:styleId="ImageCaption" w:type="paragraph">
     <w:name w:val="Image Caption"/>
     <w:basedOn w:val="Caption"/>
   </w:style>
-  <w:style w:type="paragraph" w:customStyle="1" w:styleId="Figure">
+  <w:style w:customStyle="1" w:styleId="Figure" w:type="paragraph">
     <w:name w:val="Figure"/>
     <w:basedOn w:val="Normal"/>
   </w:style>
-  <w:style w:type="paragraph" w:customStyle="1" w:styleId="CaptionedFigure">
+  <w:style w:customStyle="1" w:styleId="CaptionedFigure" w:type="paragraph">
     <w:name w:val="Captioned Figure"/>
     <w:basedOn w:val="Figure"/>
     <w:pPr>
       <w:keepNext/>
     </w:pPr>
   </w:style>
-  <w:style w:type="character" w:customStyle="1" w:styleId="BodyTextChar">
+  <w:style w:customStyle="1" w:styleId="BodyTextChar" w:type="character">
     <w:name w:val="Body Text Char"/>
     <w:basedOn w:val="DefaultParagraphFont"/>
     <w:link w:val="BodyText"/>
   </w:style>
-  <w:style w:type="character" w:customStyle="1" w:styleId="VerbatimChar">
+  <w:style w:customStyle="1" w:styleId="VerbatimChar" w:type="character">
     <w:name w:val="Verbatim Char"/>
     <w:basedOn w:val="BodyTextChar"/>
     <w:rPr>
@@ -4012,21 +3978,25 @@
       <w:sz w:val="22"/>
     </w:rPr>
   </w:style>
-  <w:style w:type="character" w:styleId="FootnoteReference">
+  <w:style w:customStyle="1" w:styleId="SectionNumber" w:type="character">
+    <w:name w:val="Section Number"/>
+    <w:basedOn w:val="BodyTextChar"/>
+  </w:style>
+  <w:style w:styleId="FootnoteReference" w:type="character">
     <w:name w:val="Footnote Reference"/>
     <w:basedOn w:val="BodyTextChar"/>
     <w:rPr>
       <w:vertAlign w:val="superscript"/>
     </w:rPr>
   </w:style>
-  <w:style w:type="character" w:styleId="Hyperlink">
+  <w:style w:styleId="Hyperlink" w:type="character">
     <w:name w:val="Hyperlink"/>
     <w:basedOn w:val="BodyTextChar"/>
     <w:rPr>
-      <w:color w:val="4F81BD" w:themeColor="accent1"/>
-    </w:rPr>
-  </w:style>
-  <w:style w:type="paragraph" w:styleId="TOCHeading">
+      <w:color w:themeColor="accent1" w:val="4F81BD"/>
+    </w:rPr>
+  </w:style>
+  <w:style w:styleId="TOCHeading" w:type="paragraph">
     <w:name w:val="TOC Heading"/>
     <w:basedOn w:val="Heading1"/>
     <w:next w:val="BodyText"/>
@@ -4038,10 +4008,10 @@
       <w:outlineLvl w:val="9"/>
     </w:pPr>
     <w:rPr>
-      <w:rFonts w:asciiTheme="majorHAnsi" w:eastAsiaTheme="majorEastAsia" w:hAnsiTheme="majorHAnsi" w:cstheme="majorBidi"/>
+      <w:rFonts w:asciiTheme="majorHAnsi" w:cstheme="majorBidi" w:eastAsiaTheme="majorEastAsia" w:hAnsiTheme="majorHAnsi"/>
       <w:b w:val="0"/>
       <w:bCs w:val="0"/>
-      <w:color w:val="365F91" w:themeColor="accent1" w:themeShade="BF"/>
+      <w:color w:themeColor="accent1" w:themeShade="BF" w:val="365F91"/>
     </w:rPr>
   </w:style>
   <w:style w:type="paragraph" w:customStyle="1" w:styleId="SourceCode">
@@ -4050,228 +4020,269 @@
     <w:link w:val="VerbatimChar"/>
     <w:pPr>
       <w:wordWrap w:val="off"/>
+      <w:shd w:val="clear" w:fill="f8f8f8"/>
     </w:pPr>
   </w:style>
   <w:style w:type="character" w:customStyle="1" w:styleId="KeywordTok">
     <w:name w:val="KeywordTok"/>
     <w:basedOn w:val="VerbatimChar"/>
     <w:rPr>
-      <w:color w:val="007020"/>
       <w:b/>
+      <w:color w:val="204a87"/>
+      <w:shd w:val="clear" w:fill="f8f8f8"/>
     </w:rPr>
   </w:style>
   <w:style w:type="character" w:customStyle="1" w:styleId="DataTypeTok">
     <w:name w:val="DataTypeTok"/>
     <w:basedOn w:val="VerbatimChar"/>
     <w:rPr>
-      <w:color w:val="902000"/>
+      <w:color w:val="204a87"/>
+      <w:shd w:val="clear" w:fill="f8f8f8"/>
     </w:rPr>
   </w:style>
   <w:style w:type="character" w:customStyle="1" w:styleId="DecValTok">
     <w:name w:val="DecValTok"/>
     <w:basedOn w:val="VerbatimChar"/>
     <w:rPr>
-      <w:color w:val="40a070"/>
+      <w:color w:val="0000cf"/>
+      <w:shd w:val="clear" w:fill="f8f8f8"/>
     </w:rPr>
   </w:style>
   <w:style w:type="character" w:customStyle="1" w:styleId="BaseNTok">
     <w:name w:val="BaseNTok"/>
     <w:basedOn w:val="VerbatimChar"/>
     <w:rPr>
-      <w:color w:val="40a070"/>
+      <w:color w:val="0000cf"/>
+      <w:shd w:val="clear" w:fill="f8f8f8"/>
     </w:rPr>
   </w:style>
   <w:style w:type="character" w:customStyle="1" w:styleId="FloatTok">
     <w:name w:val="FloatTok"/>
     <w:basedOn w:val="VerbatimChar"/>
     <w:rPr>
-      <w:color w:val="40a070"/>
+      <w:color w:val="0000cf"/>
+      <w:shd w:val="clear" w:fill="f8f8f8"/>
     </w:rPr>
   </w:style>
   <w:style w:type="character" w:customStyle="1" w:styleId="ConstantTok">
     <w:name w:val="ConstantTok"/>
     <w:basedOn w:val="VerbatimChar"/>
     <w:rPr>
-      <w:color w:val="880000"/>
+      <w:color w:val="8f5902"/>
+      <w:shd w:val="clear" w:fill="f8f8f8"/>
     </w:rPr>
   </w:style>
   <w:style w:type="character" w:customStyle="1" w:styleId="CharTok">
     <w:name w:val="CharTok"/>
     <w:basedOn w:val="VerbatimChar"/>
     <w:rPr>
-      <w:color w:val="4070a0"/>
+      <w:color w:val="4e9a06"/>
+      <w:shd w:val="clear" w:fill="f8f8f8"/>
     </w:rPr>
   </w:style>
   <w:style w:type="character" w:customStyle="1" w:styleId="SpecialCharTok">
     <w:name w:val="SpecialCharTok"/>
     <w:basedOn w:val="VerbatimChar"/>
     <w:rPr>
-      <w:color w:val="4070a0"/>
+      <w:b/>
+      <w:color w:val="ce5c00"/>
+      <w:shd w:val="clear" w:fill="f8f8f8"/>
     </w:rPr>
   </w:style>
   <w:style w:type="character" w:customStyle="1" w:styleId="StringTok">
     <w:name w:val="StringTok"/>
     <w:basedOn w:val="VerbatimChar"/>
     <w:rPr>
-      <w:color w:val="4070a0"/>
+      <w:color w:val="4e9a06"/>
+      <w:shd w:val="clear" w:fill="f8f8f8"/>
     </w:rPr>
   </w:style>
   <w:style w:type="character" w:customStyle="1" w:styleId="VerbatimStringTok">
     <w:name w:val="VerbatimStringTok"/>
     <w:basedOn w:val="VerbatimChar"/>
     <w:rPr>
-      <w:color w:val="4070a0"/>
+      <w:color w:val="4e9a06"/>
+      <w:shd w:val="clear" w:fill="f8f8f8"/>
     </w:rPr>
   </w:style>
   <w:style w:type="character" w:customStyle="1" w:styleId="SpecialStringTok">
     <w:name w:val="SpecialStringTok"/>
     <w:basedOn w:val="VerbatimChar"/>
     <w:rPr>
-      <w:color w:val="bb6688"/>
+      <w:color w:val="4e9a06"/>
+      <w:shd w:val="clear" w:fill="f8f8f8"/>
     </w:rPr>
   </w:style>
   <w:style w:type="character" w:customStyle="1" w:styleId="ImportTok">
     <w:name w:val="ImportTok"/>
     <w:basedOn w:val="VerbatimChar"/>
-    <w:rPr/>
+    <w:rPr>
+      <w:shd w:val="clear" w:fill="f8f8f8"/>
+    </w:rPr>
   </w:style>
   <w:style w:type="character" w:customStyle="1" w:styleId="CommentTok">
     <w:name w:val="CommentTok"/>
     <w:basedOn w:val="VerbatimChar"/>
     <w:rPr>
-      <w:color w:val="60a0b0"/>
       <w:i/>
+      <w:color w:val="8f5902"/>
+      <w:shd w:val="clear" w:fill="f8f8f8"/>
     </w:rPr>
   </w:style>
   <w:style w:type="character" w:customStyle="1" w:styleId="DocumentationTok">
     <w:name w:val="DocumentationTok"/>
     <w:basedOn w:val="VerbatimChar"/>
     <w:rPr>
-      <w:color w:val="ba2121"/>
+      <w:b/>
       <w:i/>
+      <w:color w:val="8f5902"/>
+      <w:shd w:val="clear" w:fill="f8f8f8"/>
     </w:rPr>
   </w:style>
   <w:style w:type="character" w:customStyle="1" w:styleId="AnnotationTok">
     <w:name w:val="AnnotationTok"/>
     <w:basedOn w:val="VerbatimChar"/>
     <w:rPr>
-      <w:color w:val="60a0b0"/>
       <w:b/>
       <w:i/>
+      <w:color w:val="8f5902"/>
+      <w:shd w:val="clear" w:fill="f8f8f8"/>
     </w:rPr>
   </w:style>
   <w:style w:type="character" w:customStyle="1" w:styleId="CommentVarTok">
     <w:name w:val="CommentVarTok"/>
     <w:basedOn w:val="VerbatimChar"/>
     <w:rPr>
-      <w:color w:val="60a0b0"/>
       <w:b/>
       <w:i/>
+      <w:color w:val="8f5902"/>
+      <w:shd w:val="clear" w:fill="f8f8f8"/>
     </w:rPr>
   </w:style>
   <w:style w:type="character" w:customStyle="1" w:styleId="OtherTok">
     <w:name w:val="OtherTok"/>
     <w:basedOn w:val="VerbatimChar"/>
     <w:rPr>
-      <w:color w:val="007020"/>
+      <w:color w:val="8f5902"/>
+      <w:shd w:val="clear" w:fill="f8f8f8"/>
     </w:rPr>
   </w:style>
   <w:style w:type="character" w:customStyle="1" w:styleId="FunctionTok">
     <w:name w:val="FunctionTok"/>
     <w:basedOn w:val="VerbatimChar"/>
     <w:rPr>
-      <w:color w:val="06287e"/>
+      <w:b/>
+      <w:color w:val="204a87"/>
+      <w:shd w:val="clear" w:fill="f8f8f8"/>
     </w:rPr>
   </w:style>
   <w:style w:type="character" w:customStyle="1" w:styleId="VariableTok">
     <w:name w:val="VariableTok"/>
     <w:basedOn w:val="VerbatimChar"/>
     <w:rPr>
-      <w:color w:val="19177c"/>
+      <w:color w:val="000000"/>
+      <w:shd w:val="clear" w:fill="f8f8f8"/>
     </w:rPr>
   </w:style>
   <w:style w:type="character" w:customStyle="1" w:styleId="ControlFlowTok">
     <w:name w:val="ControlFlowTok"/>
     <w:basedOn w:val="VerbatimChar"/>
     <w:rPr>
-      <w:color w:val="007020"/>
       <w:b/>
+      <w:color w:val="204a87"/>
+      <w:shd w:val="clear" w:fill="f8f8f8"/>
     </w:rPr>
   </w:style>
   <w:style w:type="character" w:customStyle="1" w:styleId="OperatorTok">
     <w:name w:val="OperatorTok"/>
     <w:basedOn w:val="VerbatimChar"/>
     <w:rPr>
-      <w:color w:val="666666"/>
+      <w:b/>
+      <w:color w:val="ce5c00"/>
+      <w:shd w:val="clear" w:fill="f8f8f8"/>
     </w:rPr>
   </w:style>
   <w:style w:type="character" w:customStyle="1" w:styleId="BuiltInTok">
     <w:name w:val="BuiltInTok"/>
     <w:basedOn w:val="VerbatimChar"/>
-    <w:rPr/>
+    <w:rPr>
+      <w:shd w:val="clear" w:fill="f8f8f8"/>
+    </w:rPr>
   </w:style>
   <w:style w:type="character" w:customStyle="1" w:styleId="ExtensionTok">
     <w:name w:val="ExtensionTok"/>
     <w:basedOn w:val="VerbatimChar"/>
-    <w:rPr/>
+    <w:rPr>
+      <w:shd w:val="clear" w:fill="f8f8f8"/>
+    </w:rPr>
   </w:style>
   <w:style w:type="character" w:customStyle="1" w:styleId="PreprocessorTok">
     <w:name w:val="PreprocessorTok"/>
     <w:basedOn w:val="VerbatimChar"/>
     <w:rPr>
-      <w:color w:val="bc7a00"/>
+      <w:i/>
+      <w:color w:val="8f5902"/>
+      <w:shd w:val="clear" w:fill="f8f8f8"/>
     </w:rPr>
   </w:style>
   <w:style w:type="character" w:customStyle="1" w:styleId="AttributeTok">
     <w:name w:val="AttributeTok"/>
     <w:basedOn w:val="VerbatimChar"/>
     <w:rPr>
-      <w:color w:val="7d9029"/>
+      <w:color w:val="204a87"/>
+      <w:shd w:val="clear" w:fill="f8f8f8"/>
     </w:rPr>
   </w:style>
   <w:style w:type="character" w:customStyle="1" w:styleId="RegionMarkerTok">
     <w:name w:val="RegionMarkerTok"/>
     <w:basedOn w:val="VerbatimChar"/>
-    <w:rPr/>
+    <w:rPr>
+      <w:shd w:val="clear" w:fill="f8f8f8"/>
+    </w:rPr>
   </w:style>
   <w:style w:type="character" w:customStyle="1" w:styleId="InformationTok">
     <w:name w:val="InformationTok"/>
     <w:basedOn w:val="VerbatimChar"/>
     <w:rPr>
-      <w:color w:val="60a0b0"/>
       <w:b/>
       <w:i/>
+      <w:color w:val="8f5902"/>
+      <w:shd w:val="clear" w:fill="f8f8f8"/>
     </w:rPr>
   </w:style>
   <w:style w:type="character" w:customStyle="1" w:styleId="WarningTok">
     <w:name w:val="WarningTok"/>
     <w:basedOn w:val="VerbatimChar"/>
     <w:rPr>
-      <w:color w:val="60a0b0"/>
       <w:b/>
       <w:i/>
+      <w:color w:val="8f5902"/>
+      <w:shd w:val="clear" w:fill="f8f8f8"/>
     </w:rPr>
   </w:style>
   <w:style w:type="character" w:customStyle="1" w:styleId="AlertTok">
     <w:name w:val="AlertTok"/>
     <w:basedOn w:val="VerbatimChar"/>
     <w:rPr>
-      <w:color w:val="ff0000"/>
-      <w:b/>
+      <w:color w:val="ef2929"/>
+      <w:shd w:val="clear" w:fill="f8f8f8"/>
     </w:rPr>
   </w:style>
   <w:style w:type="character" w:customStyle="1" w:styleId="ErrorTok">
     <w:name w:val="ErrorTok"/>
     <w:basedOn w:val="VerbatimChar"/>
     <w:rPr>
-      <w:color w:val="ff0000"/>
       <w:b/>
+      <w:color w:val="a40000"/>
+      <w:shd w:val="clear" w:fill="f8f8f8"/>
     </w:rPr>
   </w:style>
   <w:style w:type="character" w:customStyle="1" w:styleId="NormalTok">
     <w:name w:val="NormalTok"/>
     <w:basedOn w:val="VerbatimChar"/>
-    <w:rPr/>
+    <w:rPr>
+      <w:shd w:val="clear" w:fill="f8f8f8"/>
+    </w:rPr>
   </w:style>
 </w:styles>
 </file>
@@ -4287,44 +4298,44 @@
         <a:sysClr val="window" lastClr="FFFFFF"/>
       </a:lt1>
       <a:dk2>
-        <a:srgbClr val="1F497D"/>
+        <a:srgbClr val="0E2841"/>
       </a:dk2>
       <a:lt2>
-        <a:srgbClr val="EEECE1"/>
+        <a:srgbClr val="E8E8E8"/>
       </a:lt2>
       <a:accent1>
-        <a:srgbClr val="4F81BD"/>
+        <a:srgbClr val="156082"/>
       </a:accent1>
       <a:accent2>
-        <a:srgbClr val="C0504D"/>
+        <a:srgbClr val="E97132"/>
       </a:accent2>
       <a:accent3>
-        <a:srgbClr val="9BBB59"/>
+        <a:srgbClr val="196B24"/>
       </a:accent3>
       <a:accent4>
-        <a:srgbClr val="8064A2"/>
+        <a:srgbClr val="0F9ED5"/>
       </a:accent4>
       <a:accent5>
-        <a:srgbClr val="4BACC6"/>
+        <a:srgbClr val="A02B93"/>
       </a:accent5>
       <a:accent6>
-        <a:srgbClr val="F79646"/>
+        <a:srgbClr val="4EA72E"/>
       </a:accent6>
       <a:hlink>
-        <a:srgbClr val="0000FF"/>
+        <a:srgbClr val="467886"/>
       </a:hlink>
       <a:folHlink>
-        <a:srgbClr val="800080"/>
+        <a:srgbClr val="96607D"/>
       </a:folHlink>
     </a:clrScheme>
     <a:fontScheme name="Office">
       <a:majorFont>
-        <a:latin typeface="Calibri"/>
+        <a:latin typeface="Aptos Display" panose="02110004020202020204"/>
         <a:ea typeface=""/>
         <a:cs typeface=""/>
-        <a:font script="Jpan" typeface="ＭＳ ゴシック"/>
+        <a:font script="Jpan" typeface="游ゴシック Light"/>
         <a:font script="Hang" typeface="맑은 고딕"/>
-        <a:font script="Hans" typeface="宋体"/>
+        <a:font script="Hans" typeface="等线 Light"/>
         <a:font script="Hant" typeface="新細明體"/>
         <a:font script="Arab" typeface="Times New Roman"/>
         <a:font script="Hebr" typeface="Times New Roman"/>
@@ -4351,14 +4362,32 @@
         <a:font script="Mong" typeface="Mongolian Baiti"/>
         <a:font script="Viet" typeface="Times New Roman"/>
         <a:font script="Uigh" typeface="Microsoft Uighur"/>
+        <a:font script="Geor" typeface="Sylfaen"/>
+        <a:font script="Armn" typeface="Arial"/>
+        <a:font script="Bugi" typeface="Leelawadee UI"/>
+        <a:font script="Bopo" typeface="Microsoft JhengHei"/>
+        <a:font script="Java" typeface="Javanese Text"/>
+        <a:font script="Lisu" typeface="Segoe UI"/>
+        <a:font script="Mymr" typeface="Myanmar Text"/>
+        <a:font script="Nkoo" typeface="Ebrima"/>
+        <a:font script="Olck" typeface="Nirmala UI"/>
+        <a:font script="Osma" typeface="Ebrima"/>
+        <a:font script="Phag" typeface="Phagspa"/>
+        <a:font script="Syrn" typeface="Estrangelo Edessa"/>
+        <a:font script="Syrj" typeface="Estrangelo Edessa"/>
+        <a:font script="Syre" typeface="Estrangelo Edessa"/>
+        <a:font script="Sora" typeface="Nirmala UI"/>
+        <a:font script="Tale" typeface="Microsoft Tai Le"/>
+        <a:font script="Talu" typeface="Microsoft New Tai Lue"/>
+        <a:font script="Tfng" typeface="Ebrima"/>
       </a:majorFont>
       <a:minorFont>
-        <a:latin typeface="Cambria"/>
+        <a:latin typeface="Aptos" panose="02110004020202020204"/>
         <a:ea typeface=""/>
         <a:cs typeface=""/>
-        <a:font script="Jpan" typeface="ＭＳ 明朝"/>
+        <a:font script="Jpan" typeface="游明朝"/>
         <a:font script="Hang" typeface="맑은 고딕"/>
-        <a:font script="Hans" typeface="宋体"/>
+        <a:font script="Hans" typeface="等线"/>
         <a:font script="Hant" typeface="新細明體"/>
         <a:font script="Arab" typeface="Arial"/>
         <a:font script="Hebr" typeface="Arial"/>
@@ -4385,6 +4414,24 @@
         <a:font script="Mong" typeface="Mongolian Baiti"/>
         <a:font script="Viet" typeface="Arial"/>
         <a:font script="Uigh" typeface="Microsoft Uighur"/>
+        <a:font script="Geor" typeface="Sylfaen"/>
+        <a:font script="Armn" typeface="Arial"/>
+        <a:font script="Bugi" typeface="Leelawadee UI"/>
+        <a:font script="Bopo" typeface="Microsoft JhengHei"/>
+        <a:font script="Java" typeface="Javanese Text"/>
+        <a:font script="Lisu" typeface="Segoe UI"/>
+        <a:font script="Mymr" typeface="Myanmar Text"/>
+        <a:font script="Nkoo" typeface="Ebrima"/>
+        <a:font script="Olck" typeface="Nirmala UI"/>
+        <a:font script="Osma" typeface="Ebrima"/>
+        <a:font script="Phag" typeface="Phagspa"/>
+        <a:font script="Syrn" typeface="Estrangelo Edessa"/>
+        <a:font script="Syrj" typeface="Estrangelo Edessa"/>
+        <a:font script="Syre" typeface="Estrangelo Edessa"/>
+        <a:font script="Sora" typeface="Nirmala UI"/>
+        <a:font script="Tale" typeface="Microsoft Tai Le"/>
+        <a:font script="Talu" typeface="Microsoft New Tai Lue"/>
+        <a:font script="Tfng" typeface="Ebrima"/>
       </a:minorFont>
     </a:fontScheme>
     <a:fmtScheme name="Office">
@@ -4396,200 +4443,141 @@
           <a:gsLst>
             <a:gs pos="0">
               <a:schemeClr val="phClr">
-                <a:tint val="50000"/>
-                <a:satMod val="300000"/>
+                <a:lumMod val="110000"/>
+                <a:satMod val="105000"/>
+                <a:tint val="67000"/>
               </a:schemeClr>
             </a:gs>
-            <a:gs pos="35000">
+            <a:gs pos="50000">
               <a:schemeClr val="phClr">
-                <a:tint val="37000"/>
-                <a:satMod val="300000"/>
+                <a:lumMod val="105000"/>
+                <a:satMod val="103000"/>
+                <a:tint val="73000"/>
               </a:schemeClr>
             </a:gs>
             <a:gs pos="100000">
               <a:schemeClr val="phClr">
-                <a:tint val="15000"/>
-                <a:satMod val="350000"/>
+                <a:lumMod val="105000"/>
+                <a:satMod val="109000"/>
+                <a:tint val="81000"/>
               </a:schemeClr>
             </a:gs>
           </a:gsLst>
-          <a:lin ang="16200000" scaled="1"/>
+          <a:lin ang="5400000" scaled="0"/>
         </a:gradFill>
         <a:gradFill rotWithShape="1">
           <a:gsLst>
             <a:gs pos="0">
               <a:schemeClr val="phClr">
-                <a:tint val="100000"/>
+                <a:satMod val="103000"/>
+                <a:lumMod val="102000"/>
+                <a:tint val="94000"/>
+              </a:schemeClr>
+            </a:gs>
+            <a:gs pos="50000">
+              <a:schemeClr val="phClr">
+                <a:satMod val="110000"/>
+                <a:lumMod val="100000"/>
                 <a:shade val="100000"/>
-                <a:satMod val="130000"/>
               </a:schemeClr>
             </a:gs>
             <a:gs pos="100000">
               <a:schemeClr val="phClr">
-                <a:tint val="50000"/>
-                <a:shade val="100000"/>
-                <a:satMod val="350000"/>
+                <a:lumMod val="99000"/>
+                <a:satMod val="120000"/>
+                <a:shade val="78000"/>
               </a:schemeClr>
             </a:gs>
           </a:gsLst>
-          <a:lin ang="16200000" scaled="0"/>
+          <a:lin ang="5400000" scaled="0"/>
         </a:gradFill>
       </a:fillStyleLst>
       <a:lnStyleLst>
-        <a:ln w="9525" cap="flat" cmpd="sng" algn="ctr">
-          <a:solidFill>
-            <a:schemeClr val="phClr">
-              <a:shade val="95000"/>
-              <a:satMod val="105000"/>
-            </a:schemeClr>
-          </a:solidFill>
-          <a:prstDash val="solid"/>
-        </a:ln>
-        <a:ln w="25400" cap="flat" cmpd="sng" algn="ctr">
+        <a:ln w="6350" cap="flat" cmpd="sng" algn="ctr">
           <a:solidFill>
             <a:schemeClr val="phClr"/>
           </a:solidFill>
           <a:prstDash val="solid"/>
+          <a:miter lim="800000"/>
         </a:ln>
-        <a:ln w="38100" cap="flat" cmpd="sng" algn="ctr">
+        <a:ln w="12700" cap="flat" cmpd="sng" algn="ctr">
           <a:solidFill>
             <a:schemeClr val="phClr"/>
           </a:solidFill>
           <a:prstDash val="solid"/>
+          <a:miter lim="800000"/>
+        </a:ln>
+        <a:ln w="19050" cap="flat" cmpd="sng" algn="ctr">
+          <a:solidFill>
+            <a:schemeClr val="phClr"/>
+          </a:solidFill>
+          <a:prstDash val="solid"/>
+          <a:miter lim="800000"/>
         </a:ln>
       </a:lnStyleLst>
       <a:effectStyleLst>
         <a:effectStyle>
+          <a:effectLst/>
+        </a:effectStyle>
+        <a:effectStyle>
+          <a:effectLst/>
+        </a:effectStyle>
+        <a:effectStyle>
           <a:effectLst>
-            <a:outerShdw blurRad="40000" dist="20000" dir="5400000" rotWithShape="0">
+            <a:outerShdw blurRad="57150" dist="19050" dir="5400000" algn="ctr" rotWithShape="0">
               <a:srgbClr val="000000">
-                <a:alpha val="38000"/>
+                <a:alpha val="63000"/>
               </a:srgbClr>
             </a:outerShdw>
           </a:effectLst>
-        </a:effectStyle>
-        <a:effectStyle>
-          <a:effectLst>
-            <a:outerShdw blurRad="40000" dist="23000" dir="5400000" rotWithShape="0">
-              <a:srgbClr val="000000">
-                <a:alpha val="35000"/>
-              </a:srgbClr>
-            </a:outerShdw>
-          </a:effectLst>
-        </a:effectStyle>
-        <a:effectStyle>
-          <a:effectLst>
-            <a:outerShdw blurRad="40000" dist="23000" dir="5400000" rotWithShape="0">
-              <a:srgbClr val="000000">
-                <a:alpha val="35000"/>
-              </a:srgbClr>
-            </a:outerShdw>
-          </a:effectLst>
-          <a:scene3d>
-            <a:camera prst="orthographicFront">
-              <a:rot lat="0" lon="0" rev="0"/>
-            </a:camera>
-            <a:lightRig rig="threePt" dir="t">
-              <a:rot lat="0" lon="0" rev="1200000"/>
-            </a:lightRig>
-          </a:scene3d>
-          <a:sp3d>
-            <a:bevelT w="63500" h="25400"/>
-          </a:sp3d>
         </a:effectStyle>
       </a:effectStyleLst>
       <a:bgFillStyleLst>
         <a:solidFill>
           <a:schemeClr val="phClr"/>
         </a:solidFill>
+        <a:solidFill>
+          <a:schemeClr val="phClr">
+            <a:tint val="95000"/>
+            <a:satMod val="170000"/>
+          </a:schemeClr>
+        </a:solidFill>
         <a:gradFill rotWithShape="1">
           <a:gsLst>
             <a:gs pos="0">
               <a:schemeClr val="phClr">
-                <a:tint val="40000"/>
-                <a:satMod val="350000"/>
+                <a:tint val="93000"/>
+                <a:satMod val="150000"/>
+                <a:shade val="98000"/>
+                <a:lumMod val="102000"/>
               </a:schemeClr>
             </a:gs>
-            <a:gs pos="40000">
+            <a:gs pos="50000">
               <a:schemeClr val="phClr">
-                <a:tint val="45000"/>
-                <a:shade val="99000"/>
-                <a:satMod val="350000"/>
+                <a:tint val="98000"/>
+                <a:satMod val="130000"/>
+                <a:shade val="90000"/>
+                <a:lumMod val="103000"/>
               </a:schemeClr>
             </a:gs>
             <a:gs pos="100000">
               <a:schemeClr val="phClr">
-                <a:shade val="20000"/>
-                <a:satMod val="255000"/>
+                <a:shade val="63000"/>
+                <a:satMod val="120000"/>
               </a:schemeClr>
             </a:gs>
           </a:gsLst>
-          <a:path path="circle">
-            <a:fillToRect l="50000" t="-80000" r="50000" b="180000"/>
-          </a:path>
-        </a:gradFill>
-        <a:gradFill rotWithShape="1">
-          <a:gsLst>
-            <a:gs pos="0">
-              <a:schemeClr val="phClr">
-                <a:tint val="80000"/>
-                <a:satMod val="300000"/>
-              </a:schemeClr>
-            </a:gs>
-            <a:gs pos="100000">
-              <a:schemeClr val="phClr">
-                <a:shade val="30000"/>
-                <a:satMod val="200000"/>
-              </a:schemeClr>
-            </a:gs>
-          </a:gsLst>
-          <a:path path="circle">
-            <a:fillToRect l="50000" t="50000" r="50000" b="50000"/>
-          </a:path>
+          <a:lin ang="5400000" scaled="0"/>
         </a:gradFill>
       </a:bgFillStyleLst>
     </a:fmtScheme>
   </a:themeElements>
-  <a:objectDefaults>
-    <a:spDef>
-      <a:spPr/>
-      <a:bodyPr/>
-      <a:lstStyle/>
-      <a:style>
-        <a:lnRef idx="1">
-          <a:schemeClr val="accent1"/>
-        </a:lnRef>
-        <a:fillRef idx="3">
-          <a:schemeClr val="accent1"/>
-        </a:fillRef>
-        <a:effectRef idx="2">
-          <a:schemeClr val="accent1"/>
-        </a:effectRef>
-        <a:fontRef idx="minor">
-          <a:schemeClr val="lt1"/>
-        </a:fontRef>
-      </a:style>
-    </a:spDef>
-    <a:lnDef>
-      <a:spPr/>
-      <a:bodyPr/>
-      <a:lstStyle/>
-      <a:style>
-        <a:lnRef idx="2">
-          <a:schemeClr val="accent1"/>
-        </a:lnRef>
-        <a:fillRef idx="0">
-          <a:schemeClr val="accent1"/>
-        </a:fillRef>
-        <a:effectRef idx="1">
-          <a:schemeClr val="accent1"/>
-        </a:effectRef>
-        <a:fontRef idx="minor">
-          <a:schemeClr val="tx1"/>
-        </a:fontRef>
-      </a:style>
-    </a:lnDef>
-  </a:objectDefaults>
+  <a:objectDefaults/>
   <a:extraClrSchemeLst/>
+  <a:extLst>
+    <a:ext uri="{05A4C25C-085E-4340-85A3-A5531E510DB2}">
+      <thm15:themeFamily xmlns:thm15="http://schemas.microsoft.com/office/thememl/2012/main" name="Office Theme" id="{2E142A2C-CD16-42D6-873A-C26D2A0506FA}" vid="{1BDDFF52-6CD6-40A5-AB3C-68EB2F1E4D0A}"/>
+    </a:ext>
+  </a:extLst>
 </a:theme>
 </file>